--- a/Instructor/Instructor-Run-of-Show.docx
+++ b/Instructor/Instructor-Run-of-Show.docx
@@ -32,7 +32,7 @@
           <w:sz w:val="19"/>
           <w:szCs w:val="19"/>
         </w:rPr>
-        <w:t xml:space="preserve">AI in Excel for Finance &amp; Accounting Teams · IOFM Webinar · Aug 10, 2026 · 2:00 PM ET · ~45 min content + Q&amp;A</w:t>
+        <w:t xml:space="preserve">AI in Excel for Finance &amp; Accounting Teams · IOFM Webinar · Aug 10, 2026 · 2:00 PM ET · ~45 min core + optional bonus + Q&amp;A</w:t>
       </w:r>
     </w:p>
     <w:p>
@@ -995,7 +995,7 @@
                 <w:sz w:val="19"/>
                 <w:szCs w:val="19"/>
               </w:rPr>
-              <w:t xml:space="preserve">15</w:t>
+              <w:t xml:space="preserve">15–19</w:t>
             </w:r>
           </w:p>
         </w:tc>
@@ -1022,7 +1022,7 @@
                 <w:sz w:val="19"/>
                 <w:szCs w:val="19"/>
               </w:rPr>
-              <w:t xml:space="preserve">Q&amp;A</w:t>
+              <w:t xml:space="preserve">Bonus · Make Copilot work like your team (flex: expand if ahead, skip if behind)</w:t>
             </w:r>
           </w:p>
         </w:tc>
@@ -1049,7 +1049,7 @@
                 <w:sz w:val="19"/>
                 <w:szCs w:val="19"/>
               </w:rPr>
-              <w:t xml:space="preserve">~10 min</w:t>
+              <w:t xml:space="preserve">0–8 min</w:t>
             </w:r>
           </w:p>
         </w:tc>
@@ -1077,6 +1077,113 @@
                 <w:sz w:val="19"/>
                 <w:szCs w:val="19"/>
               </w:rPr>
+              <w:t xml:space="preserve">2:48</w:t>
+            </w:r>
+          </w:p>
+        </w:tc>
+        <w:tc>
+          <w:tcPr>
+            <w:tcW w:type="dxa" w:w="1300"/>
+            <w:tcMar>
+              <w:top w:type="dxa" w:w="60"/>
+              <w:left w:type="dxa" w:w="90"/>
+              <w:bottom w:type="dxa" w:w="60"/>
+              <w:right w:type="dxa" w:w="90"/>
+            </w:tcMar>
+            <w:vAlign w:val="center"/>
+          </w:tcPr>
+          <w:p>
+            <w:pPr>
+              <w:spacing w:after="0" w:line="250"/>
+            </w:pPr>
+            <w:r>
+              <w:rPr>
+                <w:rFonts w:ascii="Arial" w:cs="Arial" w:eastAsia="Arial" w:hAnsi="Arial"/>
+                <w:color w:val="3A3A3A"/>
+                <w:sz w:val="19"/>
+                <w:szCs w:val="19"/>
+              </w:rPr>
+              <w:t xml:space="preserve">20</w:t>
+            </w:r>
+          </w:p>
+        </w:tc>
+        <w:tc>
+          <w:tcPr>
+            <w:tcW w:type="dxa" w:w="5480"/>
+            <w:tcMar>
+              <w:top w:type="dxa" w:w="60"/>
+              <w:left w:type="dxa" w:w="90"/>
+              <w:bottom w:type="dxa" w:w="60"/>
+              <w:right w:type="dxa" w:w="90"/>
+            </w:tcMar>
+            <w:vAlign w:val="center"/>
+          </w:tcPr>
+          <w:p>
+            <w:pPr>
+              <w:spacing w:after="0" w:line="250"/>
+            </w:pPr>
+            <w:r>
+              <w:rPr>
+                <w:rFonts w:ascii="Arial" w:cs="Arial" w:eastAsia="Arial" w:hAnsi="Arial"/>
+                <w:color w:val="3A3A3A"/>
+                <w:sz w:val="19"/>
+                <w:szCs w:val="19"/>
+              </w:rPr>
+              <w:t xml:space="preserve">Q&amp;A (start here if you skip the bonus)</w:t>
+            </w:r>
+          </w:p>
+        </w:tc>
+        <w:tc>
+          <w:tcPr>
+            <w:tcW w:type="dxa" w:w="1800"/>
+            <w:tcMar>
+              <w:top w:type="dxa" w:w="60"/>
+              <w:left w:type="dxa" w:w="90"/>
+              <w:bottom w:type="dxa" w:w="60"/>
+              <w:right w:type="dxa" w:w="90"/>
+            </w:tcMar>
+            <w:vAlign w:val="center"/>
+          </w:tcPr>
+          <w:p>
+            <w:pPr>
+              <w:spacing w:after="0" w:line="250"/>
+            </w:pPr>
+            <w:r>
+              <w:rPr>
+                <w:rFonts w:ascii="Arial" w:cs="Arial" w:eastAsia="Arial" w:hAnsi="Arial"/>
+                <w:color w:val="3A3A3A"/>
+                <w:sz w:val="19"/>
+                <w:szCs w:val="19"/>
+              </w:rPr>
+              <w:t xml:space="preserve">~10 min</w:t>
+            </w:r>
+          </w:p>
+        </w:tc>
+      </w:tr>
+      <w:tr>
+        <w:tc>
+          <w:tcPr>
+            <w:tcW w:type="dxa" w:w="1500"/>
+            <w:shd w:fill="FAF6F6" w:color="auto" w:val="clear"/>
+            <w:tcMar>
+              <w:top w:type="dxa" w:w="60"/>
+              <w:left w:type="dxa" w:w="90"/>
+              <w:bottom w:type="dxa" w:w="60"/>
+              <w:right w:type="dxa" w:w="90"/>
+            </w:tcMar>
+            <w:vAlign w:val="center"/>
+          </w:tcPr>
+          <w:p>
+            <w:pPr>
+              <w:spacing w:after="0" w:line="250"/>
+            </w:pPr>
+            <w:r>
+              <w:rPr>
+                <w:rFonts w:ascii="Arial" w:cs="Arial" w:eastAsia="Arial" w:hAnsi="Arial"/>
+                <w:color w:val="3A3A3A"/>
+                <w:sz w:val="19"/>
+                <w:szCs w:val="19"/>
+              </w:rPr>
               <w:t xml:space="preserve">2:58</w:t>
             </w:r>
           </w:p>
@@ -1084,32 +1191,34 @@
         <w:tc>
           <w:tcPr>
             <w:tcW w:type="dxa" w:w="1300"/>
-            <w:tcMar>
-              <w:top w:type="dxa" w:w="60"/>
-              <w:left w:type="dxa" w:w="90"/>
-              <w:bottom w:type="dxa" w:w="60"/>
-              <w:right w:type="dxa" w:w="90"/>
-            </w:tcMar>
-            <w:vAlign w:val="center"/>
-          </w:tcPr>
-          <w:p>
-            <w:pPr>
-              <w:spacing w:after="0" w:line="250"/>
-            </w:pPr>
-            <w:r>
-              <w:rPr>
-                <w:rFonts w:ascii="Arial" w:cs="Arial" w:eastAsia="Arial" w:hAnsi="Arial"/>
-                <w:color w:val="3A3A3A"/>
-                <w:sz w:val="19"/>
-                <w:szCs w:val="19"/>
-              </w:rPr>
-              <w:t xml:space="preserve">16</w:t>
+            <w:shd w:fill="FAF6F6" w:color="auto" w:val="clear"/>
+            <w:tcMar>
+              <w:top w:type="dxa" w:w="60"/>
+              <w:left w:type="dxa" w:w="90"/>
+              <w:bottom w:type="dxa" w:w="60"/>
+              <w:right w:type="dxa" w:w="90"/>
+            </w:tcMar>
+            <w:vAlign w:val="center"/>
+          </w:tcPr>
+          <w:p>
+            <w:pPr>
+              <w:spacing w:after="0" w:line="250"/>
+            </w:pPr>
+            <w:r>
+              <w:rPr>
+                <w:rFonts w:ascii="Arial" w:cs="Arial" w:eastAsia="Arial" w:hAnsi="Arial"/>
+                <w:color w:val="3A3A3A"/>
+                <w:sz w:val="19"/>
+                <w:szCs w:val="19"/>
+              </w:rPr>
+              <w:t xml:space="preserve">21</w:t>
             </w:r>
           </w:p>
         </w:tc>
         <w:tc>
           <w:tcPr>
             <w:tcW w:type="dxa" w:w="5480"/>
+            <w:shd w:fill="FAF6F6" w:color="auto" w:val="clear"/>
             <w:tcMar>
               <w:top w:type="dxa" w:w="60"/>
               <w:left w:type="dxa" w:w="90"/>
@@ -1136,6 +1245,7 @@
         <w:tc>
           <w:tcPr>
             <w:tcW w:type="dxa" w:w="1800"/>
+            <w:shd w:fill="FAF6F6" w:color="auto" w:val="clear"/>
             <w:tcMar>
               <w:top w:type="dxa" w:w="60"/>
               <w:left w:type="dxa" w:w="90"/>
@@ -1161,554 +1271,6 @@
         </w:tc>
       </w:tr>
     </w:tbl>
-    <w:p>
-      <w:pPr>
-        <w:spacing w:after="110" w:before="260"/>
-      </w:pPr>
-      <w:r>
-        <w:rPr>
-          <w:rFonts w:ascii="Arial" w:cs="Arial" w:eastAsia="Arial" w:hAnsi="Arial"/>
-          <w:b/>
-          <w:bCs/>
-          <w:color w:val="CF3338"/>
-          <w:sz w:val="26"/>
-          <w:szCs w:val="26"/>
-        </w:rPr>
-        <w:t xml:space="preserve">Before you go live</w:t>
-      </w:r>
-    </w:p>
-    <w:p>
-      <w:pPr>
-        <w:spacing w:after="80" w:line="260"/>
-      </w:pPr>
-      <w:r>
-        <w:rPr>
-          <w:rFonts w:ascii="Arial" w:cs="Arial" w:eastAsia="Arial" w:hAnsi="Arial"/>
-          <w:color w:val="CF3338"/>
-          <w:sz w:val="24"/>
-          <w:szCs w:val="24"/>
-        </w:rPr>
-        <w:t xml:space="preserve">☐  </w:t>
-      </w:r>
-      <w:r>
-        <w:rPr>
-          <w:rFonts w:ascii="Arial" w:cs="Arial" w:eastAsia="Arial" w:hAnsi="Arial"/>
-          <w:color w:val="3A3A3A"/>
-          <w:sz w:val="21"/>
-          <w:szCs w:val="21"/>
-        </w:rPr>
-        <w:t xml:space="preserve">Sign in to the Microsoft 365 Copilot license on the demo account; confirm the tenant is one you can screen-share.</w:t>
-      </w:r>
-    </w:p>
-    <w:p>
-      <w:pPr>
-        <w:spacing w:after="80" w:line="260"/>
-      </w:pPr>
-      <w:r>
-        <w:rPr>
-          <w:rFonts w:ascii="Arial" w:cs="Arial" w:eastAsia="Arial" w:hAnsi="Arial"/>
-          <w:color w:val="CF3338"/>
-          <w:sz w:val="24"/>
-          <w:szCs w:val="24"/>
-        </w:rPr>
-        <w:t xml:space="preserve">☐  </w:t>
-      </w:r>
-      <w:r>
-        <w:rPr>
-          <w:rFonts w:ascii="Arial" w:cs="Arial" w:eastAsia="Arial" w:hAnsi="Arial"/>
-          <w:color w:val="3A3A3A"/>
-          <w:sz w:val="21"/>
-          <w:szCs w:val="21"/>
-        </w:rPr>
-        <w:t xml:space="preserve">Open data-start.xlsx. Have the InvoiceRegister and ExpenseMemos tabs ready to go.</w:t>
-      </w:r>
-    </w:p>
-    <w:p>
-      <w:pPr>
-        <w:spacing w:after="80" w:line="260"/>
-      </w:pPr>
-      <w:r>
-        <w:rPr>
-          <w:rFonts w:ascii="Arial" w:cs="Arial" w:eastAsia="Arial" w:hAnsi="Arial"/>
-          <w:color w:val="CF3338"/>
-          <w:sz w:val="24"/>
-          <w:szCs w:val="24"/>
-        </w:rPr>
-        <w:t xml:space="preserve">☐  </w:t>
-      </w:r>
-      <w:r>
-        <w:rPr>
-          <w:rFonts w:ascii="Arial" w:cs="Arial" w:eastAsia="Arial" w:hAnsi="Arial"/>
-          <w:color w:val="3A3A3A"/>
-          <w:sz w:val="21"/>
-          <w:szCs w:val="21"/>
-        </w:rPr>
-        <w:t xml:space="preserve">Open data-solutions.xlsx on a second monitor (not shared) as your answer key, InvoiceRegister_Clean, ExpenseMemos_Extracted, and COPILOT_Formulas.</w:t>
-      </w:r>
-    </w:p>
-    <w:p>
-      <w:pPr>
-        <w:spacing w:after="80" w:line="260"/>
-      </w:pPr>
-      <w:r>
-        <w:rPr>
-          <w:rFonts w:ascii="Arial" w:cs="Arial" w:eastAsia="Arial" w:hAnsi="Arial"/>
-          <w:color w:val="CF3338"/>
-          <w:sz w:val="24"/>
-          <w:szCs w:val="24"/>
-        </w:rPr>
-        <w:t xml:space="preserve">☐  </w:t>
-      </w:r>
-      <w:r>
-        <w:rPr>
-          <w:rFonts w:ascii="Arial" w:cs="Arial" w:eastAsia="Arial" w:hAnsi="Arial"/>
-          <w:color w:val="3A3A3A"/>
-          <w:sz w:val="21"/>
-          <w:szCs w:val="21"/>
-        </w:rPr>
-        <w:t xml:space="preserve">Zoom Excel to ~130% and bump the font on the formula bar. Close email/Teams notifications.</w:t>
-      </w:r>
-    </w:p>
-    <w:p>
-      <w:pPr>
-        <w:spacing w:after="80" w:line="260"/>
-      </w:pPr>
-      <w:r>
-        <w:rPr>
-          <w:rFonts w:ascii="Arial" w:cs="Arial" w:eastAsia="Arial" w:hAnsi="Arial"/>
-          <w:color w:val="CF3338"/>
-          <w:sz w:val="24"/>
-          <w:szCs w:val="24"/>
-        </w:rPr>
-        <w:t xml:space="preserve">☐  </w:t>
-      </w:r>
-      <w:r>
-        <w:rPr>
-          <w:rFonts w:ascii="Arial" w:cs="Arial" w:eastAsia="Arial" w:hAnsi="Arial"/>
-          <w:color w:val="3A3A3A"/>
-          <w:sz w:val="21"/>
-          <w:szCs w:val="21"/>
-        </w:rPr>
-        <w:t xml:space="preserve">Keep the slide PDF and a screenshots folder open as a fallback if a live demo stalls or Copilot is slow.</w:t>
-      </w:r>
-    </w:p>
-    <w:p>
-      <w:pPr>
-        <w:spacing w:after="80" w:line="260"/>
-      </w:pPr>
-      <w:r>
-        <w:rPr>
-          <w:rFonts w:ascii="Arial" w:cs="Arial" w:eastAsia="Arial" w:hAnsi="Arial"/>
-          <w:color w:val="CF3338"/>
-          <w:sz w:val="24"/>
-          <w:szCs w:val="24"/>
-        </w:rPr>
-        <w:t xml:space="preserve">☐  </w:t>
-      </w:r>
-      <w:r>
-        <w:rPr>
-          <w:rFonts w:ascii="Arial" w:cs="Arial" w:eastAsia="Arial" w:hAnsi="Arial"/>
-          <w:color w:val="3A3A3A"/>
-          <w:sz w:val="21"/>
-          <w:szCs w:val="21"/>
-        </w:rPr>
-        <w:t xml:space="preserve">Have the Prompt Cheat-Sheet open, every prompt below is on it, ready to paste.</w:t>
-      </w:r>
-    </w:p>
-    <w:p>
-      <w:pPr>
-        <w:spacing w:after="110" w:before="260"/>
-      </w:pPr>
-      <w:r>
-        <w:rPr>
-          <w:rFonts w:ascii="Arial" w:cs="Arial" w:eastAsia="Arial" w:hAnsi="Arial"/>
-          <w:b/>
-          <w:bCs/>
-          <w:color w:val="CF3338"/>
-          <w:sz w:val="26"/>
-          <w:szCs w:val="26"/>
-        </w:rPr>
-        <w:t xml:space="preserve">Minute-by-minute</w:t>
-      </w:r>
-    </w:p>
-    <w:p>
-      <w:pPr>
-        <w:spacing w:after="70" w:before="160"/>
-      </w:pPr>
-      <w:r>
-        <w:rPr>
-          <w:rFonts w:ascii="Arial" w:cs="Arial" w:eastAsia="Arial" w:hAnsi="Arial"/>
-          <w:b/>
-          <w:bCs/>
-          <w:color w:val="1F2120"/>
-          <w:sz w:val="22"/>
-          <w:szCs w:val="22"/>
-        </w:rPr>
-        <w:t xml:space="preserve">2:00 · Welcome + About me (slides 1–2) · 2 min</w:t>
-      </w:r>
-    </w:p>
-    <w:p>
-      <w:pPr>
-        <w:spacing w:after="120" w:line="264"/>
-      </w:pPr>
-      <w:r>
-        <w:rPr>
-          <w:rFonts w:ascii="Arial" w:cs="Arial" w:eastAsia="Arial" w:hAnsi="Arial"/>
-          <w:color w:val="3A3A3A"/>
-          <w:sz w:val="21"/>
-          <w:szCs w:val="21"/>
-        </w:rPr>
-        <w:t xml:space="preserve">Set the thesis in one breath: today is about using AI where finance actually works, in the spreadsheet, without giving up the controls a controller or auditor expects. Keep the bio to 20 seconds; the credibility point is that the goal is to make the spreadsheet more reliable, not to replace it.</w:t>
-      </w:r>
-    </w:p>
-    <w:p>
-      <w:pPr>
-        <w:spacing w:after="70" w:before="160"/>
-      </w:pPr>
-      <w:r>
-        <w:rPr>
-          <w:rFonts w:ascii="Arial" w:cs="Arial" w:eastAsia="Arial" w:hAnsi="Arial"/>
-          <w:b/>
-          <w:bCs/>
-          <w:color w:val="1F2120"/>
-          <w:sz w:val="22"/>
-          <w:szCs w:val="22"/>
-        </w:rPr>
-        <w:t xml:space="preserve">2:02 · Agenda (slide 3) · 1 min</w:t>
-      </w:r>
-    </w:p>
-    <w:p>
-      <w:pPr>
-        <w:spacing w:after="120" w:line="264"/>
-      </w:pPr>
-      <w:r>
-        <w:rPr>
-          <w:rFonts w:ascii="Arial" w:cs="Arial" w:eastAsia="Arial" w:hAnsi="Arial"/>
-          <w:color w:val="3A3A3A"/>
-          <w:sz w:val="21"/>
-          <w:szCs w:val="21"/>
-        </w:rPr>
-        <w:t xml:space="preserve">Walk the five parts and call out the time budget so people know the two demo blocks are the heart of it. Mention the take-home files up front, it earns attention.</w:t>
-      </w:r>
-    </w:p>
-    <w:p>
-      <w:pPr>
-        <w:spacing w:after="70" w:before="160"/>
-      </w:pPr>
-      <w:r>
-        <w:rPr>
-          <w:rFonts w:ascii="Arial" w:cs="Arial" w:eastAsia="Arial" w:hAnsi="Arial"/>
-          <w:b/>
-          <w:bCs/>
-          <w:color w:val="1F2120"/>
-          <w:sz w:val="22"/>
-          <w:szCs w:val="22"/>
-        </w:rPr>
-        <w:t xml:space="preserve">2:03 · Part 1 · Where AI fits (slides 4–6) · 5 min</w:t>
-      </w:r>
-    </w:p>
-    <w:p>
-      <w:pPr>
-        <w:spacing w:after="120" w:line="264"/>
-      </w:pPr>
-      <w:r>
-        <w:rPr>
-          <w:rFonts w:ascii="Arial" w:cs="Arial" w:eastAsia="Arial" w:hAnsi="Arial"/>
-          <w:b/>
-          <w:bCs/>
-          <w:color w:val="3A3A3A"/>
-          <w:sz w:val="21"/>
-          <w:szCs w:val="21"/>
-        </w:rPr>
-        <w:t xml:space="preserve">Slide 4 (sweet spot): </w:t>
-      </w:r>
-      <w:r>
-        <w:rPr>
-          <w:rFonts w:ascii="Arial" w:cs="Arial" w:eastAsia="Arial" w:hAnsi="Arial"/>
-          <w:color w:val="3A3A3A"/>
-          <w:sz w:val="21"/>
-          <w:szCs w:val="21"/>
-        </w:rPr>
-        <w:t xml:space="preserve">AI without structure = risk; structure without AI = slow; the middle is leverage. In finance, the chat-box-and-pray approach isn't innovation, it's risk.</w:t>
-      </w:r>
-    </w:p>
-    <w:p>
-      <w:pPr>
-        <w:spacing w:after="120" w:line="264"/>
-      </w:pPr>
-      <w:r>
-        <w:rPr>
-          <w:rFonts w:ascii="Arial" w:cs="Arial" w:eastAsia="Arial" w:hAnsi="Arial"/>
-          <w:b/>
-          <w:bCs/>
-          <w:color w:val="3A3A3A"/>
-          <w:sz w:val="21"/>
-          <w:szCs w:val="21"/>
-        </w:rPr>
-        <w:t xml:space="preserve">Slide 6 (two kinds of tools): </w:t>
-      </w:r>
-      <w:r>
-        <w:rPr>
-          <w:rFonts w:ascii="Arial" w:cs="Arial" w:eastAsia="Arial" w:hAnsi="Arial"/>
-          <w:color w:val="3A3A3A"/>
-          <w:sz w:val="21"/>
-          <w:szCs w:val="21"/>
-        </w:rPr>
-        <w:t xml:space="preserve">the single most useful idea in the talk. Deterministic tools give the same answer every time (trust the number). Probabilistic/AI tools can vary on re-run (review the output). The failure mode is using AI as your calculator. Rule of thumb: math goes to formulas; reading and writing goes to AI.</w:t>
-      </w:r>
-    </w:p>
-    <w:p>
-      <w:pPr>
-        <w:spacing w:after="70" w:before="160"/>
-      </w:pPr>
-      <w:r>
-        <w:rPr>
-          <w:rFonts w:ascii="Arial" w:cs="Arial" w:eastAsia="Arial" w:hAnsi="Arial"/>
-          <w:b/>
-          <w:bCs/>
-          <w:color w:val="1F2120"/>
-          <w:sz w:val="22"/>
-          <w:szCs w:val="22"/>
-        </w:rPr>
-        <w:t xml:space="preserve">2:08 · Part 2 · Copilot in Excel, live, DEMO (slides 7–8) · 12 min</w:t>
-      </w:r>
-    </w:p>
-    <w:p>
-      <w:pPr>
-        <w:spacing w:after="120" w:line="264"/>
-      </w:pPr>
-      <w:r>
-        <w:rPr>
-          <w:rFonts w:ascii="Arial" w:cs="Arial" w:eastAsia="Arial" w:hAnsi="Arial"/>
-          <w:b/>
-          <w:bCs/>
-          <w:color w:val="3A3A3A"/>
-          <w:sz w:val="21"/>
-          <w:szCs w:val="21"/>
-        </w:rPr>
-        <w:t xml:space="preserve">Worksheet: </w:t>
-      </w:r>
-      <w:r>
-        <w:rPr>
-          <w:rFonts w:ascii="Arial" w:cs="Arial" w:eastAsia="Arial" w:hAnsi="Arial"/>
-          <w:color w:val="3A3A3A"/>
-          <w:sz w:val="21"/>
-          <w:szCs w:val="21"/>
-        </w:rPr>
-        <w:t xml:space="preserve">InvoiceRegister (data-start.xlsx). Three moves, in order:</w:t>
-      </w:r>
-    </w:p>
-    <w:p>
-      <w:pPr>
-        <w:pStyle w:val="ListParagraph"/>
-        <w:numPr>
-          <w:ilvl w:val="0"/>
-          <w:numId w:val="2"/>
-        </w:numPr>
-        <w:spacing w:after="70" w:line="260"/>
-      </w:pPr>
-      <w:r>
-        <w:rPr>
-          <w:rFonts w:ascii="Arial" w:cs="Arial" w:eastAsia="Arial" w:hAnsi="Arial"/>
-          <w:b/>
-          <w:bCs/>
-          <w:color w:val="3A3A3A"/>
-          <w:sz w:val="21"/>
-          <w:szCs w:val="21"/>
-        </w:rPr>
-        <w:t xml:space="preserve">Data-quality review FIRST, no fixing. </w:t>
-      </w:r>
-      <w:r>
-        <w:rPr>
-          <w:rFonts w:ascii="Arial" w:cs="Arial" w:eastAsia="Arial" w:hAnsi="Arial"/>
-          <w:color w:val="3A3A3A"/>
-          <w:sz w:val="21"/>
-          <w:szCs w:val="21"/>
-        </w:rPr>
-        <w:t xml:space="preserve">Paste:</w:t>
-      </w:r>
-    </w:p>
-    <w:p>
-      <w:pPr>
-        <w:pBdr>
-          <w:top w:val="single" w:color="D8D5C8" w:sz="4" w:space="5"/>
-          <w:bottom w:val="single" w:color="D8D5C8" w:sz="4" w:space="5"/>
-        </w:pBdr>
-        <w:shd w:fill="F2F2EF" w:color="auto" w:val="clear"/>
-        <w:spacing w:after="90" w:line="250"/>
-      </w:pPr>
-      <w:r>
-        <w:rPr>
-          <w:rFonts w:ascii="Consolas" w:cs="Consolas" w:eastAsia="Consolas" w:hAnsi="Consolas"/>
-          <w:color w:val="1F2120"/>
-          <w:sz w:val="18"/>
-          <w:szCs w:val="18"/>
-        </w:rPr>
-        <w:t xml:space="preserve">Here is a table called InvoiceRegister. Review it for data-quality issues that could cause problems in reporting, approvals, or audit review. Identify anything inconsistent, unclear, incomplete, or risky. Do not fix anything yet, just describe what you notice.</w:t>
-      </w:r>
-    </w:p>
-    <w:p>
-      <w:pPr>
-        <w:spacing w:after="80" w:line="264"/>
-      </w:pPr>
-      <w:r>
-        <w:rPr>
-          <w:rFonts w:ascii="Arial" w:cs="Arial" w:eastAsia="Arial" w:hAnsi="Arial"/>
-          <w:b/>
-          <w:bCs/>
-          <w:color w:val="3A3A3A"/>
-          <w:sz w:val="21"/>
-          <w:szCs w:val="21"/>
-        </w:rPr>
-        <w:t xml:space="preserve">Expect it to catch: </w:t>
-      </w:r>
-      <w:r>
-        <w:rPr>
-          <w:rFonts w:ascii="Arial" w:cs="Arial" w:eastAsia="Arial" w:hAnsi="Arial"/>
-          <w:color w:val="3A3A3A"/>
-          <w:sz w:val="21"/>
-          <w:szCs w:val="21"/>
-        </w:rPr>
-        <w:t xml:space="preserve">vendor variants (Acme Systems / ACME systems / Acme  Systems; Globex vs Globex Corporation; Northwind Tech vs Technologies), mixed date formats, the exact duplicate (INV-3310), the missing amount (INV-5541), the negative credit memo (INV-7782), and inconsistent Payment Status casing.</w:t>
-      </w:r>
-    </w:p>
-    <w:p>
-      <w:pPr>
-        <w:pStyle w:val="ListParagraph"/>
-        <w:numPr>
-          <w:ilvl w:val="0"/>
-          <w:numId w:val="2"/>
-        </w:numPr>
-        <w:spacing w:after="70" w:line="260"/>
-      </w:pPr>
-      <w:r>
-        <w:rPr>
-          <w:rFonts w:ascii="Arial" w:cs="Arial" w:eastAsia="Arial" w:hAnsi="Arial"/>
-          <w:b/>
-          <w:bCs/>
-          <w:color w:val="3A3A3A"/>
-          <w:sz w:val="21"/>
-          <w:szCs w:val="21"/>
-        </w:rPr>
-        <w:t xml:space="preserve">Build a formula from plain language. </w:t>
-      </w:r>
-      <w:r>
-        <w:rPr>
-          <w:rFonts w:ascii="Arial" w:cs="Arial" w:eastAsia="Arial" w:hAnsi="Arial"/>
-          <w:color w:val="3A3A3A"/>
-          <w:sz w:val="21"/>
-          <w:szCs w:val="21"/>
-        </w:rPr>
-        <w:t xml:space="preserve">Paste:</w:t>
-      </w:r>
-    </w:p>
-    <w:p>
-      <w:pPr>
-        <w:pBdr>
-          <w:top w:val="single" w:color="D8D5C8" w:sz="4" w:space="5"/>
-          <w:bottom w:val="single" w:color="D8D5C8" w:sz="4" w:space="5"/>
-        </w:pBdr>
-        <w:shd w:fill="F2F2EF" w:color="auto" w:val="clear"/>
-        <w:spacing w:after="90" w:line="250"/>
-      </w:pPr>
-      <w:r>
-        <w:rPr>
-          <w:rFonts w:ascii="Consolas" w:cs="Consolas" w:eastAsia="Consolas" w:hAnsi="Consolas"/>
-          <w:color w:val="1F2120"/>
-          <w:sz w:val="18"/>
-          <w:szCs w:val="18"/>
-        </w:rPr>
-        <w:t xml:space="preserve">Add a column that flags any invoice due within 15 days of today as "Due soon", otherwise blank.</w:t>
-      </w:r>
-    </w:p>
-    <w:p>
-      <w:pPr>
-        <w:spacing w:after="80" w:line="264"/>
-      </w:pPr>
-      <w:r>
-        <w:rPr>
-          <w:rFonts w:ascii="Arial" w:cs="Arial" w:eastAsia="Arial" w:hAnsi="Arial"/>
-          <w:color w:val="3A3A3A"/>
-          <w:sz w:val="21"/>
-          <w:szCs w:val="21"/>
-        </w:rPr>
-        <w:t xml:space="preserve">Show it writing the formula; paste it, then eyeball one row to confirm. This is the moment to say out loud: I still check what it wrote.</w:t>
-      </w:r>
-    </w:p>
-    <w:p>
-      <w:pPr>
-        <w:pStyle w:val="ListParagraph"/>
-        <w:numPr>
-          <w:ilvl w:val="0"/>
-          <w:numId w:val="2"/>
-        </w:numPr>
-        <w:spacing w:after="70" w:line="260"/>
-      </w:pPr>
-      <w:r>
-        <w:rPr>
-          <w:rFonts w:ascii="Arial" w:cs="Arial" w:eastAsia="Arial" w:hAnsi="Arial"/>
-          <w:b/>
-          <w:bCs/>
-          <w:color w:val="3A3A3A"/>
-          <w:sz w:val="21"/>
-          <w:szCs w:val="21"/>
-        </w:rPr>
-        <w:t xml:space="preserve">Summarize without leaving the grid. </w:t>
-      </w:r>
-      <w:r>
-        <w:rPr>
-          <w:rFonts w:ascii="Arial" w:cs="Arial" w:eastAsia="Arial" w:hAnsi="Arial"/>
-          <w:color w:val="3A3A3A"/>
-          <w:sz w:val="21"/>
-          <w:szCs w:val="21"/>
-        </w:rPr>
-        <w:t xml:space="preserve">Paste:</w:t>
-      </w:r>
-    </w:p>
-    <w:p>
-      <w:pPr>
-        <w:pBdr>
-          <w:top w:val="single" w:color="D8D5C8" w:sz="4" w:space="5"/>
-          <w:bottom w:val="single" w:color="D8D5C8" w:sz="4" w:space="5"/>
-        </w:pBdr>
-        <w:shd w:fill="F2F2EF" w:color="auto" w:val="clear"/>
-        <w:spacing w:after="90" w:line="250"/>
-      </w:pPr>
-      <w:r>
-        <w:rPr>
-          <w:rFonts w:ascii="Consolas" w:cs="Consolas" w:eastAsia="Consolas" w:hAnsi="Consolas"/>
-          <w:color w:val="1F2120"/>
-          <w:sz w:val="18"/>
-          <w:szCs w:val="18"/>
-        </w:rPr>
-        <w:t xml:space="preserve">Summarize this table: total invoice amount by cost center, and list any vendors that may have duplicate invoices.</w:t>
-      </w:r>
-    </w:p>
-    <w:p>
-      <w:pPr>
-        <w:spacing w:after="120" w:line="264"/>
-      </w:pPr>
-      <w:r>
-        <w:rPr>
-          <w:rFonts w:ascii="Arial" w:cs="Arial" w:eastAsia="Arial" w:hAnsi="Arial"/>
-          <w:b/>
-          <w:bCs/>
-          <w:color w:val="3A3A3A"/>
-          <w:sz w:val="21"/>
-          <w:szCs w:val="21"/>
-        </w:rPr>
-        <w:t xml:space="preserve">Land the point: </w:t>
-      </w:r>
-      <w:r>
-        <w:rPr>
-          <w:rFonts w:ascii="Arial" w:cs="Arial" w:eastAsia="Arial" w:hAnsi="Arial"/>
-          <w:color w:val="3A3A3A"/>
-          <w:sz w:val="21"/>
-          <w:szCs w:val="21"/>
-        </w:rPr>
-        <w:t xml:space="preserve">Copilot proposes; the Power Query steps and formulas are what actually run, and they're your audit trail. If you clean for real, do it in Power Query so the steps are reviewable.</w:t>
-      </w:r>
-    </w:p>
     <w:tbl>
       <w:tblPr>
         <w:tblW w:type="dxa" w:w="10080"/>
@@ -1749,7 +1311,7 @@
                 <w:sz w:val="21"/>
                 <w:szCs w:val="21"/>
               </w:rPr>
-              <w:t xml:space="preserve">If the demo stalls:</w:t>
+              <w:t xml:space="preserve">Built to fill 45 minutes, even if the demos run fast:</w:t>
             </w:r>
           </w:p>
           <w:p>
@@ -1763,12 +1325,820 @@
                 <w:sz w:val="20"/>
                 <w:szCs w:val="20"/>
               </w:rPr>
-              <w:t xml:space="preserve">switch to the screenshots, or open InvoiceRegister_Clean in the solutions file and talk through what cleaning was applied. Don't wait on a spinning Copilot for more than ~15 seconds on stage.</w:t>
+              <w:t xml:space="preserve">the core runs 2:00 to 2:48. Two levers keep you on time. Each demo has a short and a long version (noted below), and the Bonus section on slides 15 to 18 is optional. If you reach 2:48 with time to spare, run the Bonus. If you're behind, skip it and go straight to Q&amp;A.</w:t>
             </w:r>
           </w:p>
         </w:tc>
       </w:tr>
     </w:tbl>
+    <w:p>
+      <w:pPr>
+        <w:spacing w:after="110" w:before="260"/>
+      </w:pPr>
+      <w:r>
+        <w:rPr>
+          <w:rFonts w:ascii="Arial" w:cs="Arial" w:eastAsia="Arial" w:hAnsi="Arial"/>
+          <w:b/>
+          <w:bCs/>
+          <w:color w:val="CF3338"/>
+          <w:sz w:val="26"/>
+          <w:szCs w:val="26"/>
+        </w:rPr>
+        <w:t xml:space="preserve">Before you go live</w:t>
+      </w:r>
+    </w:p>
+    <w:p>
+      <w:pPr>
+        <w:spacing w:after="80" w:line="260"/>
+      </w:pPr>
+      <w:r>
+        <w:rPr>
+          <w:rFonts w:ascii="Arial" w:cs="Arial" w:eastAsia="Arial" w:hAnsi="Arial"/>
+          <w:color w:val="CF3338"/>
+          <w:sz w:val="24"/>
+          <w:szCs w:val="24"/>
+        </w:rPr>
+        <w:t xml:space="preserve">☐  </w:t>
+      </w:r>
+      <w:r>
+        <w:rPr>
+          <w:rFonts w:ascii="Arial" w:cs="Arial" w:eastAsia="Arial" w:hAnsi="Arial"/>
+          <w:color w:val="3A3A3A"/>
+          <w:sz w:val="21"/>
+          <w:szCs w:val="21"/>
+        </w:rPr>
+        <w:t xml:space="preserve">Sign in to the Microsoft 365 Copilot license on the demo account; confirm the tenant is one you can screen-share.</w:t>
+      </w:r>
+    </w:p>
+    <w:p>
+      <w:pPr>
+        <w:spacing w:after="80" w:line="260"/>
+      </w:pPr>
+      <w:r>
+        <w:rPr>
+          <w:rFonts w:ascii="Arial" w:cs="Arial" w:eastAsia="Arial" w:hAnsi="Arial"/>
+          <w:color w:val="CF3338"/>
+          <w:sz w:val="24"/>
+          <w:szCs w:val="24"/>
+        </w:rPr>
+        <w:t xml:space="preserve">☐  </w:t>
+      </w:r>
+      <w:r>
+        <w:rPr>
+          <w:rFonts w:ascii="Arial" w:cs="Arial" w:eastAsia="Arial" w:hAnsi="Arial"/>
+          <w:color w:val="3A3A3A"/>
+          <w:sz w:val="21"/>
+          <w:szCs w:val="21"/>
+        </w:rPr>
+        <w:t xml:space="preserve">Open data-start.xlsx. Have the InvoiceRegister and ExpenseMemos tabs ready to go.</w:t>
+      </w:r>
+    </w:p>
+    <w:p>
+      <w:pPr>
+        <w:spacing w:after="80" w:line="260"/>
+      </w:pPr>
+      <w:r>
+        <w:rPr>
+          <w:rFonts w:ascii="Arial" w:cs="Arial" w:eastAsia="Arial" w:hAnsi="Arial"/>
+          <w:color w:val="CF3338"/>
+          <w:sz w:val="24"/>
+          <w:szCs w:val="24"/>
+        </w:rPr>
+        <w:t xml:space="preserve">☐  </w:t>
+      </w:r>
+      <w:r>
+        <w:rPr>
+          <w:rFonts w:ascii="Arial" w:cs="Arial" w:eastAsia="Arial" w:hAnsi="Arial"/>
+          <w:color w:val="3A3A3A"/>
+          <w:sz w:val="21"/>
+          <w:szCs w:val="21"/>
+        </w:rPr>
+        <w:t xml:space="preserve">Open data-solutions.xlsx on a second monitor (not shared) as your answer key, InvoiceRegister_Clean, ExpenseMemos_Extracted, and COPILOT_Formulas.</w:t>
+      </w:r>
+    </w:p>
+    <w:p>
+      <w:pPr>
+        <w:spacing w:after="80" w:line="260"/>
+      </w:pPr>
+      <w:r>
+        <w:rPr>
+          <w:rFonts w:ascii="Arial" w:cs="Arial" w:eastAsia="Arial" w:hAnsi="Arial"/>
+          <w:color w:val="CF3338"/>
+          <w:sz w:val="24"/>
+          <w:szCs w:val="24"/>
+        </w:rPr>
+        <w:t xml:space="preserve">☐  </w:t>
+      </w:r>
+      <w:r>
+        <w:rPr>
+          <w:rFonts w:ascii="Arial" w:cs="Arial" w:eastAsia="Arial" w:hAnsi="Arial"/>
+          <w:color w:val="3A3A3A"/>
+          <w:sz w:val="21"/>
+          <w:szCs w:val="21"/>
+        </w:rPr>
+        <w:t xml:space="preserve">Zoom Excel to ~130% and bump the font on the formula bar. Close email/Teams notifications.</w:t>
+      </w:r>
+    </w:p>
+    <w:p>
+      <w:pPr>
+        <w:spacing w:after="80" w:line="260"/>
+      </w:pPr>
+      <w:r>
+        <w:rPr>
+          <w:rFonts w:ascii="Arial" w:cs="Arial" w:eastAsia="Arial" w:hAnsi="Arial"/>
+          <w:color w:val="CF3338"/>
+          <w:sz w:val="24"/>
+          <w:szCs w:val="24"/>
+        </w:rPr>
+        <w:t xml:space="preserve">☐  </w:t>
+      </w:r>
+      <w:r>
+        <w:rPr>
+          <w:rFonts w:ascii="Arial" w:cs="Arial" w:eastAsia="Arial" w:hAnsi="Arial"/>
+          <w:color w:val="3A3A3A"/>
+          <w:sz w:val="21"/>
+          <w:szCs w:val="21"/>
+        </w:rPr>
+        <w:t xml:space="preserve">Keep the slide PDF and a screenshots folder open as a fallback if a live demo stalls or Copilot is slow.</w:t>
+      </w:r>
+    </w:p>
+    <w:p>
+      <w:pPr>
+        <w:spacing w:after="80" w:line="260"/>
+      </w:pPr>
+      <w:r>
+        <w:rPr>
+          <w:rFonts w:ascii="Arial" w:cs="Arial" w:eastAsia="Arial" w:hAnsi="Arial"/>
+          <w:color w:val="CF3338"/>
+          <w:sz w:val="24"/>
+          <w:szCs w:val="24"/>
+        </w:rPr>
+        <w:t xml:space="preserve">☐  </w:t>
+      </w:r>
+      <w:r>
+        <w:rPr>
+          <w:rFonts w:ascii="Arial" w:cs="Arial" w:eastAsia="Arial" w:hAnsi="Arial"/>
+          <w:color w:val="3A3A3A"/>
+          <w:sz w:val="21"/>
+          <w:szCs w:val="21"/>
+        </w:rPr>
+        <w:t xml:space="preserve">Have the Prompt Cheat-Sheet open, every prompt below is on it, ready to paste.</w:t>
+      </w:r>
+    </w:p>
+    <w:p>
+      <w:pPr>
+        <w:spacing w:after="80" w:line="260"/>
+      </w:pPr>
+      <w:r>
+        <w:rPr>
+          <w:rFonts w:ascii="Arial" w:cs="Arial" w:eastAsia="Arial" w:hAnsi="Arial"/>
+          <w:color w:val="CF3338"/>
+          <w:sz w:val="24"/>
+          <w:szCs w:val="24"/>
+        </w:rPr>
+        <w:t xml:space="preserve">☐  </w:t>
+      </w:r>
+      <w:r>
+        <w:rPr>
+          <w:rFonts w:ascii="Arial" w:cs="Arial" w:eastAsia="Arial" w:hAnsi="Arial"/>
+          <w:color w:val="3A3A3A"/>
+          <w:sz w:val="21"/>
+          <w:szCs w:val="21"/>
+        </w:rPr>
+        <w:t xml:space="preserve">For the bonus: have Reference-Files/Expense-and-Purchasing-Policy.docx handy to attach, and know where the Copilot file picker and personalization settings live.</w:t>
+      </w:r>
+    </w:p>
+    <w:p>
+      <w:pPr>
+        <w:spacing w:after="110" w:before="260"/>
+      </w:pPr>
+      <w:r>
+        <w:rPr>
+          <w:rFonts w:ascii="Arial" w:cs="Arial" w:eastAsia="Arial" w:hAnsi="Arial"/>
+          <w:b/>
+          <w:bCs/>
+          <w:color w:val="CF3338"/>
+          <w:sz w:val="26"/>
+          <w:szCs w:val="26"/>
+        </w:rPr>
+        <w:t xml:space="preserve">File map · which file, which tab, when</w:t>
+      </w:r>
+    </w:p>
+    <w:tbl>
+      <w:tblPr>
+        <w:tblW w:type="dxa" w:w="10080"/>
+        <w:tblBorders>
+          <w:top w:val="single" w:color="D8D5C8" w:sz="2"/>
+          <w:left w:val="single" w:color="D8D5C8" w:sz="2"/>
+          <w:bottom w:val="single" w:color="D8D5C8" w:sz="2"/>
+          <w:right w:val="single" w:color="D8D5C8" w:sz="2"/>
+          <w:insideH w:val="single" w:color="E4E2D8" w:sz="2"/>
+          <w:insideV w:val="single" w:color="E4E2D8" w:sz="2"/>
+        </w:tblBorders>
+      </w:tblPr>
+      <w:tblGrid>
+        <w:gridCol w:w="2500"/>
+        <w:gridCol w:w="2600"/>
+        <w:gridCol w:w="4980"/>
+      </w:tblGrid>
+      <w:tr>
+        <w:trPr>
+          <w:tblHeader/>
+        </w:trPr>
+        <w:tc>
+          <w:tcPr>
+            <w:tcW w:type="dxa" w:w="2500"/>
+            <w:shd w:fill="CF3338" w:color="auto" w:val="clear"/>
+            <w:tcMar>
+              <w:top w:type="dxa" w:w="60"/>
+              <w:left w:type="dxa" w:w="90"/>
+              <w:bottom w:type="dxa" w:w="60"/>
+              <w:right w:type="dxa" w:w="90"/>
+            </w:tcMar>
+            <w:vAlign w:val="center"/>
+          </w:tcPr>
+          <w:p>
+            <w:pPr>
+              <w:spacing w:after="0" w:line="250"/>
+            </w:pPr>
+            <w:r>
+              <w:rPr>
+                <w:rFonts w:ascii="Arial" w:cs="Arial" w:eastAsia="Arial" w:hAnsi="Arial"/>
+                <w:b/>
+                <w:bCs/>
+                <w:color w:val="FFFFFF"/>
+                <w:sz w:val="19"/>
+                <w:szCs w:val="19"/>
+              </w:rPr>
+              <w:t xml:space="preserve">Segment</w:t>
+            </w:r>
+          </w:p>
+        </w:tc>
+        <w:tc>
+          <w:tcPr>
+            <w:tcW w:type="dxa" w:w="2600"/>
+            <w:shd w:fill="CF3338" w:color="auto" w:val="clear"/>
+            <w:tcMar>
+              <w:top w:type="dxa" w:w="60"/>
+              <w:left w:type="dxa" w:w="90"/>
+              <w:bottom w:type="dxa" w:w="60"/>
+              <w:right w:type="dxa" w:w="90"/>
+            </w:tcMar>
+            <w:vAlign w:val="center"/>
+          </w:tcPr>
+          <w:p>
+            <w:pPr>
+              <w:spacing w:after="0" w:line="250"/>
+            </w:pPr>
+            <w:r>
+              <w:rPr>
+                <w:rFonts w:ascii="Arial" w:cs="Arial" w:eastAsia="Arial" w:hAnsi="Arial"/>
+                <w:b/>
+                <w:bCs/>
+                <w:color w:val="FFFFFF"/>
+                <w:sz w:val="19"/>
+                <w:szCs w:val="19"/>
+              </w:rPr>
+              <w:t xml:space="preserve">Open this</w:t>
+            </w:r>
+          </w:p>
+        </w:tc>
+        <w:tc>
+          <w:tcPr>
+            <w:tcW w:type="dxa" w:w="4980"/>
+            <w:shd w:fill="CF3338" w:color="auto" w:val="clear"/>
+            <w:tcMar>
+              <w:top w:type="dxa" w:w="60"/>
+              <w:left w:type="dxa" w:w="90"/>
+              <w:bottom w:type="dxa" w:w="60"/>
+              <w:right w:type="dxa" w:w="90"/>
+            </w:tcMar>
+            <w:vAlign w:val="center"/>
+          </w:tcPr>
+          <w:p>
+            <w:pPr>
+              <w:spacing w:after="0" w:line="250"/>
+            </w:pPr>
+            <w:r>
+              <w:rPr>
+                <w:rFonts w:ascii="Arial" w:cs="Arial" w:eastAsia="Arial" w:hAnsi="Arial"/>
+                <w:b/>
+                <w:bCs/>
+                <w:color w:val="FFFFFF"/>
+                <w:sz w:val="19"/>
+                <w:szCs w:val="19"/>
+              </w:rPr>
+              <w:t xml:space="preserve">On screen / what you do</w:t>
+            </w:r>
+          </w:p>
+        </w:tc>
+      </w:tr>
+      <w:tr>
+        <w:tc>
+          <w:tcPr>
+            <w:tcW w:type="dxa" w:w="2500"/>
+            <w:tcMar>
+              <w:top w:type="dxa" w:w="60"/>
+              <w:left w:type="dxa" w:w="90"/>
+              <w:bottom w:type="dxa" w:w="60"/>
+              <w:right w:type="dxa" w:w="90"/>
+            </w:tcMar>
+            <w:vAlign w:val="center"/>
+          </w:tcPr>
+          <w:p>
+            <w:pPr>
+              <w:spacing w:after="0" w:line="250"/>
+            </w:pPr>
+            <w:r>
+              <w:rPr>
+                <w:rFonts w:ascii="Arial" w:cs="Arial" w:eastAsia="Arial" w:hAnsi="Arial"/>
+                <w:color w:val="3A3A3A"/>
+                <w:sz w:val="19"/>
+                <w:szCs w:val="19"/>
+              </w:rPr>
+              <w:t xml:space="preserve">Part 2 · Copilot demo</w:t>
+            </w:r>
+          </w:p>
+        </w:tc>
+        <w:tc>
+          <w:tcPr>
+            <w:tcW w:type="dxa" w:w="2600"/>
+            <w:tcMar>
+              <w:top w:type="dxa" w:w="60"/>
+              <w:left w:type="dxa" w:w="90"/>
+              <w:bottom w:type="dxa" w:w="60"/>
+              <w:right w:type="dxa" w:w="90"/>
+            </w:tcMar>
+            <w:vAlign w:val="center"/>
+          </w:tcPr>
+          <w:p>
+            <w:pPr>
+              <w:spacing w:after="0" w:line="250"/>
+            </w:pPr>
+            <w:r>
+              <w:rPr>
+                <w:rFonts w:ascii="Arial" w:cs="Arial" w:eastAsia="Arial" w:hAnsi="Arial"/>
+                <w:color w:val="3A3A3A"/>
+                <w:sz w:val="19"/>
+                <w:szCs w:val="19"/>
+              </w:rPr>
+              <w:t xml:space="preserve">data-start.xlsx, InvoiceRegister tab</w:t>
+            </w:r>
+          </w:p>
+        </w:tc>
+        <w:tc>
+          <w:tcPr>
+            <w:tcW w:type="dxa" w:w="4980"/>
+            <w:tcMar>
+              <w:top w:type="dxa" w:w="60"/>
+              <w:left w:type="dxa" w:w="90"/>
+              <w:bottom w:type="dxa" w:w="60"/>
+              <w:right w:type="dxa" w:w="90"/>
+            </w:tcMar>
+            <w:vAlign w:val="center"/>
+          </w:tcPr>
+          <w:p>
+            <w:pPr>
+              <w:spacing w:after="0" w:line="250"/>
+            </w:pPr>
+            <w:r>
+              <w:rPr>
+                <w:rFonts w:ascii="Arial" w:cs="Arial" w:eastAsia="Arial" w:hAnsi="Arial"/>
+                <w:color w:val="3A3A3A"/>
+                <w:sz w:val="19"/>
+                <w:szCs w:val="19"/>
+              </w:rPr>
+              <w:t xml:space="preserve">Clean, build a formula, and summarize with the Copilot pane</w:t>
+            </w:r>
+          </w:p>
+        </w:tc>
+      </w:tr>
+      <w:tr>
+        <w:tc>
+          <w:tcPr>
+            <w:tcW w:type="dxa" w:w="2500"/>
+            <w:shd w:fill="FAF6F6" w:color="auto" w:val="clear"/>
+            <w:tcMar>
+              <w:top w:type="dxa" w:w="60"/>
+              <w:left w:type="dxa" w:w="90"/>
+              <w:bottom w:type="dxa" w:w="60"/>
+              <w:right w:type="dxa" w:w="90"/>
+            </w:tcMar>
+            <w:vAlign w:val="center"/>
+          </w:tcPr>
+          <w:p>
+            <w:pPr>
+              <w:spacing w:after="0" w:line="250"/>
+            </w:pPr>
+            <w:r>
+              <w:rPr>
+                <w:rFonts w:ascii="Arial" w:cs="Arial" w:eastAsia="Arial" w:hAnsi="Arial"/>
+                <w:color w:val="3A3A3A"/>
+                <w:sz w:val="19"/>
+                <w:szCs w:val="19"/>
+              </w:rPr>
+              <w:t xml:space="preserve">Part 3 · COPILOT() demo</w:t>
+            </w:r>
+          </w:p>
+        </w:tc>
+        <w:tc>
+          <w:tcPr>
+            <w:tcW w:type="dxa" w:w="2600"/>
+            <w:shd w:fill="FAF6F6" w:color="auto" w:val="clear"/>
+            <w:tcMar>
+              <w:top w:type="dxa" w:w="60"/>
+              <w:left w:type="dxa" w:w="90"/>
+              <w:bottom w:type="dxa" w:w="60"/>
+              <w:right w:type="dxa" w:w="90"/>
+            </w:tcMar>
+            <w:vAlign w:val="center"/>
+          </w:tcPr>
+          <w:p>
+            <w:pPr>
+              <w:spacing w:after="0" w:line="250"/>
+            </w:pPr>
+            <w:r>
+              <w:rPr>
+                <w:rFonts w:ascii="Arial" w:cs="Arial" w:eastAsia="Arial" w:hAnsi="Arial"/>
+                <w:color w:val="3A3A3A"/>
+                <w:sz w:val="19"/>
+                <w:szCs w:val="19"/>
+              </w:rPr>
+              <w:t xml:space="preserve">data-start.xlsx, ExpenseMemos tab</w:t>
+            </w:r>
+          </w:p>
+        </w:tc>
+        <w:tc>
+          <w:tcPr>
+            <w:tcW w:type="dxa" w:w="4980"/>
+            <w:shd w:fill="FAF6F6" w:color="auto" w:val="clear"/>
+            <w:tcMar>
+              <w:top w:type="dxa" w:w="60"/>
+              <w:left w:type="dxa" w:w="90"/>
+              <w:bottom w:type="dxa" w:w="60"/>
+              <w:right w:type="dxa" w:w="90"/>
+            </w:tcMar>
+            <w:vAlign w:val="center"/>
+          </w:tcPr>
+          <w:p>
+            <w:pPr>
+              <w:spacing w:after="0" w:line="250"/>
+            </w:pPr>
+            <w:r>
+              <w:rPr>
+                <w:rFonts w:ascii="Arial" w:cs="Arial" w:eastAsia="Arial" w:hAnsi="Arial"/>
+                <w:color w:val="3A3A3A"/>
+                <w:sz w:val="19"/>
+                <w:szCs w:val="19"/>
+              </w:rPr>
+              <w:t xml:space="preserve">Type =COPILOT() formulas in columns D to G</w:t>
+            </w:r>
+          </w:p>
+        </w:tc>
+      </w:tr>
+      <w:tr>
+        <w:tc>
+          <w:tcPr>
+            <w:tcW w:type="dxa" w:w="2500"/>
+            <w:tcMar>
+              <w:top w:type="dxa" w:w="60"/>
+              <w:left w:type="dxa" w:w="90"/>
+              <w:bottom w:type="dxa" w:w="60"/>
+              <w:right w:type="dxa" w:w="90"/>
+            </w:tcMar>
+            <w:vAlign w:val="center"/>
+          </w:tcPr>
+          <w:p>
+            <w:pPr>
+              <w:spacing w:after="0" w:line="250"/>
+            </w:pPr>
+            <w:r>
+              <w:rPr>
+                <w:rFonts w:ascii="Arial" w:cs="Arial" w:eastAsia="Arial" w:hAnsi="Arial"/>
+                <w:color w:val="3A3A3A"/>
+                <w:sz w:val="19"/>
+                <w:szCs w:val="19"/>
+              </w:rPr>
+              <w:t xml:space="preserve">Parts 2 to 4 · your safety net</w:t>
+            </w:r>
+          </w:p>
+        </w:tc>
+        <w:tc>
+          <w:tcPr>
+            <w:tcW w:type="dxa" w:w="2600"/>
+            <w:tcMar>
+              <w:top w:type="dxa" w:w="60"/>
+              <w:left w:type="dxa" w:w="90"/>
+              <w:bottom w:type="dxa" w:w="60"/>
+              <w:right w:type="dxa" w:w="90"/>
+            </w:tcMar>
+            <w:vAlign w:val="center"/>
+          </w:tcPr>
+          <w:p>
+            <w:pPr>
+              <w:spacing w:after="0" w:line="250"/>
+            </w:pPr>
+            <w:r>
+              <w:rPr>
+                <w:rFonts w:ascii="Arial" w:cs="Arial" w:eastAsia="Arial" w:hAnsi="Arial"/>
+                <w:color w:val="3A3A3A"/>
+                <w:sz w:val="19"/>
+                <w:szCs w:val="19"/>
+              </w:rPr>
+              <w:t xml:space="preserve">data-solutions.xlsx (2nd monitor)</w:t>
+            </w:r>
+          </w:p>
+        </w:tc>
+        <w:tc>
+          <w:tcPr>
+            <w:tcW w:type="dxa" w:w="4980"/>
+            <w:tcMar>
+              <w:top w:type="dxa" w:w="60"/>
+              <w:left w:type="dxa" w:w="90"/>
+              <w:bottom w:type="dxa" w:w="60"/>
+              <w:right w:type="dxa" w:w="90"/>
+            </w:tcMar>
+            <w:vAlign w:val="center"/>
+          </w:tcPr>
+          <w:p>
+            <w:pPr>
+              <w:spacing w:after="0" w:line="250"/>
+            </w:pPr>
+            <w:r>
+              <w:rPr>
+                <w:rFonts w:ascii="Arial" w:cs="Arial" w:eastAsia="Arial" w:hAnsi="Arial"/>
+                <w:color w:val="3A3A3A"/>
+                <w:sz w:val="19"/>
+                <w:szCs w:val="19"/>
+              </w:rPr>
+              <w:t xml:space="preserve">InvoiceRegister_Clean, ExpenseMemos_Extracted, COPILOT_Formulas</w:t>
+            </w:r>
+          </w:p>
+        </w:tc>
+      </w:tr>
+      <w:tr>
+        <w:tc>
+          <w:tcPr>
+            <w:tcW w:type="dxa" w:w="2500"/>
+            <w:shd w:fill="FAF6F6" w:color="auto" w:val="clear"/>
+            <w:tcMar>
+              <w:top w:type="dxa" w:w="60"/>
+              <w:left w:type="dxa" w:w="90"/>
+              <w:bottom w:type="dxa" w:w="60"/>
+              <w:right w:type="dxa" w:w="90"/>
+            </w:tcMar>
+            <w:vAlign w:val="center"/>
+          </w:tcPr>
+          <w:p>
+            <w:pPr>
+              <w:spacing w:after="0" w:line="250"/>
+            </w:pPr>
+            <w:r>
+              <w:rPr>
+                <w:rFonts w:ascii="Arial" w:cs="Arial" w:eastAsia="Arial" w:hAnsi="Arial"/>
+                <w:color w:val="3A3A3A"/>
+                <w:sz w:val="19"/>
+                <w:szCs w:val="19"/>
+              </w:rPr>
+              <w:t xml:space="preserve">Bonus A · custom instructions</w:t>
+            </w:r>
+          </w:p>
+        </w:tc>
+        <w:tc>
+          <w:tcPr>
+            <w:tcW w:type="dxa" w:w="2600"/>
+            <w:shd w:fill="FAF6F6" w:color="auto" w:val="clear"/>
+            <w:tcMar>
+              <w:top w:type="dxa" w:w="60"/>
+              <w:left w:type="dxa" w:w="90"/>
+              <w:bottom w:type="dxa" w:w="60"/>
+              <w:right w:type="dxa" w:w="90"/>
+            </w:tcMar>
+            <w:vAlign w:val="center"/>
+          </w:tcPr>
+          <w:p>
+            <w:pPr>
+              <w:spacing w:after="0" w:line="250"/>
+            </w:pPr>
+            <w:r>
+              <w:rPr>
+                <w:rFonts w:ascii="Arial" w:cs="Arial" w:eastAsia="Arial" w:hAnsi="Arial"/>
+                <w:color w:val="3A3A3A"/>
+                <w:sz w:val="19"/>
+                <w:szCs w:val="19"/>
+              </w:rPr>
+              <w:t xml:space="preserve">data-start.xlsx, APMonthly tab</w:t>
+            </w:r>
+          </w:p>
+        </w:tc>
+        <w:tc>
+          <w:tcPr>
+            <w:tcW w:type="dxa" w:w="4980"/>
+            <w:shd w:fill="FAF6F6" w:color="auto" w:val="clear"/>
+            <w:tcMar>
+              <w:top w:type="dxa" w:w="60"/>
+              <w:left w:type="dxa" w:w="90"/>
+              <w:bottom w:type="dxa" w:w="60"/>
+              <w:right w:type="dxa" w:w="90"/>
+            </w:tcMar>
+            <w:vAlign w:val="center"/>
+          </w:tcPr>
+          <w:p>
+            <w:pPr>
+              <w:spacing w:after="0" w:line="250"/>
+            </w:pPr>
+            <w:r>
+              <w:rPr>
+                <w:rFonts w:ascii="Arial" w:cs="Arial" w:eastAsia="Arial" w:hAnsi="Arial"/>
+                <w:color w:val="3A3A3A"/>
+                <w:sz w:val="19"/>
+                <w:szCs w:val="19"/>
+              </w:rPr>
+              <w:t xml:space="preserve">Set one instruction, re-run the summary, show the before/after</w:t>
+            </w:r>
+          </w:p>
+        </w:tc>
+      </w:tr>
+      <w:tr>
+        <w:tc>
+          <w:tcPr>
+            <w:tcW w:type="dxa" w:w="2500"/>
+            <w:tcMar>
+              <w:top w:type="dxa" w:w="60"/>
+              <w:left w:type="dxa" w:w="90"/>
+              <w:bottom w:type="dxa" w:w="60"/>
+              <w:right w:type="dxa" w:w="90"/>
+            </w:tcMar>
+            <w:vAlign w:val="center"/>
+          </w:tcPr>
+          <w:p>
+            <w:pPr>
+              <w:spacing w:after="0" w:line="250"/>
+            </w:pPr>
+            <w:r>
+              <w:rPr>
+                <w:rFonts w:ascii="Arial" w:cs="Arial" w:eastAsia="Arial" w:hAnsi="Arial"/>
+                <w:color w:val="3A3A3A"/>
+                <w:sz w:val="19"/>
+                <w:szCs w:val="19"/>
+              </w:rPr>
+              <w:t xml:space="preserve">Bonus B · reference file</w:t>
+            </w:r>
+          </w:p>
+        </w:tc>
+        <w:tc>
+          <w:tcPr>
+            <w:tcW w:type="dxa" w:w="2600"/>
+            <w:tcMar>
+              <w:top w:type="dxa" w:w="60"/>
+              <w:left w:type="dxa" w:w="90"/>
+              <w:bottom w:type="dxa" w:w="60"/>
+              <w:right w:type="dxa" w:w="90"/>
+            </w:tcMar>
+            <w:vAlign w:val="center"/>
+          </w:tcPr>
+          <w:p>
+            <w:pPr>
+              <w:spacing w:after="0" w:line="250"/>
+            </w:pPr>
+            <w:r>
+              <w:rPr>
+                <w:rFonts w:ascii="Arial" w:cs="Arial" w:eastAsia="Arial" w:hAnsi="Arial"/>
+                <w:color w:val="3A3A3A"/>
+                <w:sz w:val="19"/>
+                <w:szCs w:val="19"/>
+              </w:rPr>
+              <w:t xml:space="preserve">Reference-Files/Expense-and-Purchasing-Policy.docx</w:t>
+            </w:r>
+          </w:p>
+        </w:tc>
+        <w:tc>
+          <w:tcPr>
+            <w:tcW w:type="dxa" w:w="4980"/>
+            <w:tcMar>
+              <w:top w:type="dxa" w:w="60"/>
+              <w:left w:type="dxa" w:w="90"/>
+              <w:bottom w:type="dxa" w:w="60"/>
+              <w:right w:type="dxa" w:w="90"/>
+            </w:tcMar>
+            <w:vAlign w:val="center"/>
+          </w:tcPr>
+          <w:p>
+            <w:pPr>
+              <w:spacing w:after="0" w:line="250"/>
+            </w:pPr>
+            <w:r>
+              <w:rPr>
+                <w:rFonts w:ascii="Arial" w:cs="Arial" w:eastAsia="Arial" w:hAnsi="Arial"/>
+                <w:color w:val="3A3A3A"/>
+                <w:sz w:val="19"/>
+                <w:szCs w:val="19"/>
+              </w:rPr>
+              <w:t xml:space="preserve">Attach via the file picker; re-run Policy Flag on ExpenseMemos</w:t>
+            </w:r>
+          </w:p>
+        </w:tc>
+      </w:tr>
+      <w:tr>
+        <w:tc>
+          <w:tcPr>
+            <w:tcW w:type="dxa" w:w="2500"/>
+            <w:shd w:fill="FAF6F6" w:color="auto" w:val="clear"/>
+            <w:tcMar>
+              <w:top w:type="dxa" w:w="60"/>
+              <w:left w:type="dxa" w:w="90"/>
+              <w:bottom w:type="dxa" w:w="60"/>
+              <w:right w:type="dxa" w:w="90"/>
+            </w:tcMar>
+            <w:vAlign w:val="center"/>
+          </w:tcPr>
+          <w:p>
+            <w:pPr>
+              <w:spacing w:after="0" w:line="250"/>
+            </w:pPr>
+            <w:r>
+              <w:rPr>
+                <w:rFonts w:ascii="Arial" w:cs="Arial" w:eastAsia="Arial" w:hAnsi="Arial"/>
+                <w:color w:val="3A3A3A"/>
+                <w:sz w:val="19"/>
+                <w:szCs w:val="19"/>
+              </w:rPr>
+              <w:t xml:space="preserve">Attendees follow along</w:t>
+            </w:r>
+          </w:p>
+        </w:tc>
+        <w:tc>
+          <w:tcPr>
+            <w:tcW w:type="dxa" w:w="2600"/>
+            <w:shd w:fill="FAF6F6" w:color="auto" w:val="clear"/>
+            <w:tcMar>
+              <w:top w:type="dxa" w:w="60"/>
+              <w:left w:type="dxa" w:w="90"/>
+              <w:bottom w:type="dxa" w:w="60"/>
+              <w:right w:type="dxa" w:w="90"/>
+            </w:tcMar>
+            <w:vAlign w:val="center"/>
+          </w:tcPr>
+          <w:p>
+            <w:pPr>
+              <w:spacing w:after="0" w:line="250"/>
+            </w:pPr>
+            <w:r>
+              <w:rPr>
+                <w:rFonts w:ascii="Arial" w:cs="Arial" w:eastAsia="Arial" w:hAnsi="Arial"/>
+                <w:color w:val="3A3A3A"/>
+                <w:sz w:val="19"/>
+                <w:szCs w:val="19"/>
+              </w:rPr>
+              <w:t xml:space="preserve">Follow-Along-Guide (Extras folder)</w:t>
+            </w:r>
+          </w:p>
+        </w:tc>
+        <w:tc>
+          <w:tcPr>
+            <w:tcW w:type="dxa" w:w="4980"/>
+            <w:shd w:fill="FAF6F6" w:color="auto" w:val="clear"/>
+            <w:tcMar>
+              <w:top w:type="dxa" w:w="60"/>
+              <w:left w:type="dxa" w:w="90"/>
+              <w:bottom w:type="dxa" w:w="60"/>
+              <w:right w:type="dxa" w:w="90"/>
+            </w:tcMar>
+            <w:vAlign w:val="center"/>
+          </w:tcPr>
+          <w:p>
+            <w:pPr>
+              <w:spacing w:after="0" w:line="250"/>
+            </w:pPr>
+            <w:r>
+              <w:rPr>
+                <w:rFonts w:ascii="Arial" w:cs="Arial" w:eastAsia="Arial" w:hAnsi="Arial"/>
+                <w:color w:val="3A3A3A"/>
+                <w:sz w:val="19"/>
+                <w:szCs w:val="19"/>
+              </w:rPr>
+              <w:t xml:space="preserve">The same steps, idiotproofed for the room</w:t>
+            </w:r>
+          </w:p>
+        </w:tc>
+      </w:tr>
+    </w:tbl>
+    <w:p>
+      <w:pPr>
+        <w:spacing w:after="110" w:before="260"/>
+      </w:pPr>
+      <w:r>
+        <w:rPr>
+          <w:rFonts w:ascii="Arial" w:cs="Arial" w:eastAsia="Arial" w:hAnsi="Arial"/>
+          <w:b/>
+          <w:bCs/>
+          <w:color w:val="CF3338"/>
+          <w:sz w:val="26"/>
+          <w:szCs w:val="26"/>
+        </w:rPr>
+        <w:t xml:space="preserve">Minute-by-minute</w:t>
+      </w:r>
+    </w:p>
     <w:p>
       <w:pPr>
         <w:spacing w:after="70" w:before="160"/>
@@ -1782,18 +2152,144 @@
           <w:sz w:val="22"/>
           <w:szCs w:val="22"/>
         </w:rPr>
-        <w:t xml:space="preserve">2:20 · Part 3 · The =COPILOT() function, DEMO (slides 9–10) · 12 min</w:t>
+        <w:t xml:space="preserve">2:00 · Welcome + About me (slides 1–2) · 2 min</w:t>
       </w:r>
     </w:p>
     <w:p>
       <w:pPr>
         <w:spacing w:after="120" w:line="264"/>
+      </w:pPr>
+      <w:r>
+        <w:rPr>
+          <w:rFonts w:ascii="Arial" w:cs="Arial" w:eastAsia="Arial" w:hAnsi="Arial"/>
+          <w:color w:val="3A3A3A"/>
+          <w:sz w:val="21"/>
+          <w:szCs w:val="21"/>
+        </w:rPr>
+        <w:t xml:space="preserve">Set the thesis in one breath: today is about using AI where finance actually works, in the spreadsheet, without giving up the controls a controller or auditor expects. Keep the bio to 20 seconds; the credibility point is that the goal is to make the spreadsheet more reliable, not to replace it.</w:t>
+      </w:r>
+    </w:p>
+    <w:p>
+      <w:pPr>
+        <w:spacing w:after="70" w:before="160"/>
       </w:pPr>
       <w:r>
         <w:rPr>
           <w:rFonts w:ascii="Arial" w:cs="Arial" w:eastAsia="Arial" w:hAnsi="Arial"/>
           <w:b/>
           <w:bCs/>
+          <w:color w:val="1F2120"/>
+          <w:sz w:val="22"/>
+          <w:szCs w:val="22"/>
+        </w:rPr>
+        <w:t xml:space="preserve">2:02 · Agenda (slide 3) · 1 min</w:t>
+      </w:r>
+    </w:p>
+    <w:p>
+      <w:pPr>
+        <w:spacing w:after="120" w:line="264"/>
+      </w:pPr>
+      <w:r>
+        <w:rPr>
+          <w:rFonts w:ascii="Arial" w:cs="Arial" w:eastAsia="Arial" w:hAnsi="Arial"/>
+          <w:color w:val="3A3A3A"/>
+          <w:sz w:val="21"/>
+          <w:szCs w:val="21"/>
+        </w:rPr>
+        <w:t xml:space="preserve">Walk the five parts and call out the time budget so people know the two demo blocks are the heart of it. Mention the take-home files up front, it earns attention.</w:t>
+      </w:r>
+    </w:p>
+    <w:p>
+      <w:pPr>
+        <w:spacing w:after="70" w:before="160"/>
+      </w:pPr>
+      <w:r>
+        <w:rPr>
+          <w:rFonts w:ascii="Arial" w:cs="Arial" w:eastAsia="Arial" w:hAnsi="Arial"/>
+          <w:b/>
+          <w:bCs/>
+          <w:color w:val="1F2120"/>
+          <w:sz w:val="22"/>
+          <w:szCs w:val="22"/>
+        </w:rPr>
+        <w:t xml:space="preserve">2:03 · Part 1 · Where AI fits (slides 4–6) · 5 min</w:t>
+      </w:r>
+    </w:p>
+    <w:p>
+      <w:pPr>
+        <w:spacing w:after="120" w:line="264"/>
+      </w:pPr>
+      <w:r>
+        <w:rPr>
+          <w:rFonts w:ascii="Arial" w:cs="Arial" w:eastAsia="Arial" w:hAnsi="Arial"/>
+          <w:b/>
+          <w:bCs/>
+          <w:color w:val="3A3A3A"/>
+          <w:sz w:val="21"/>
+          <w:szCs w:val="21"/>
+        </w:rPr>
+        <w:t xml:space="preserve">Slide 4 (sweet spot): </w:t>
+      </w:r>
+      <w:r>
+        <w:rPr>
+          <w:rFonts w:ascii="Arial" w:cs="Arial" w:eastAsia="Arial" w:hAnsi="Arial"/>
+          <w:color w:val="3A3A3A"/>
+          <w:sz w:val="21"/>
+          <w:szCs w:val="21"/>
+        </w:rPr>
+        <w:t xml:space="preserve">AI without structure = risk; structure without AI = slow; the middle is leverage. In finance, the chat-box-and-pray approach isn't innovation, it's risk.</w:t>
+      </w:r>
+    </w:p>
+    <w:p>
+      <w:pPr>
+        <w:spacing w:after="120" w:line="264"/>
+      </w:pPr>
+      <w:r>
+        <w:rPr>
+          <w:rFonts w:ascii="Arial" w:cs="Arial" w:eastAsia="Arial" w:hAnsi="Arial"/>
+          <w:b/>
+          <w:bCs/>
+          <w:color w:val="3A3A3A"/>
+          <w:sz w:val="21"/>
+          <w:szCs w:val="21"/>
+        </w:rPr>
+        <w:t xml:space="preserve">Slide 6 (two kinds of tools): </w:t>
+      </w:r>
+      <w:r>
+        <w:rPr>
+          <w:rFonts w:ascii="Arial" w:cs="Arial" w:eastAsia="Arial" w:hAnsi="Arial"/>
+          <w:color w:val="3A3A3A"/>
+          <w:sz w:val="21"/>
+          <w:szCs w:val="21"/>
+        </w:rPr>
+        <w:t xml:space="preserve">the single most useful idea in the talk. Deterministic tools give the same answer every time (trust the number). Probabilistic/AI tools can vary on re-run (review the output). The failure mode is using AI as your calculator. Rule of thumb: math goes to formulas; reading and writing goes to AI.</w:t>
+      </w:r>
+    </w:p>
+    <w:p>
+      <w:pPr>
+        <w:spacing w:after="70" w:before="160"/>
+      </w:pPr>
+      <w:r>
+        <w:rPr>
+          <w:rFonts w:ascii="Arial" w:cs="Arial" w:eastAsia="Arial" w:hAnsi="Arial"/>
+          <w:b/>
+          <w:bCs/>
+          <w:color w:val="1F2120"/>
+          <w:sz w:val="22"/>
+          <w:szCs w:val="22"/>
+        </w:rPr>
+        <w:t xml:space="preserve">2:08 · Part 2 · Copilot in Excel, live, DEMO (slides 7–8) · 12 min</w:t>
+      </w:r>
+    </w:p>
+    <w:p>
+      <w:pPr>
+        <w:spacing w:after="120" w:line="264"/>
+      </w:pPr>
+      <w:r>
+        <w:rPr>
+          <w:rFonts w:ascii="Arial" w:cs="Arial" w:eastAsia="Arial" w:hAnsi="Arial"/>
+          <w:b/>
+          <w:bCs/>
           <w:color w:val="3A3A3A"/>
           <w:sz w:val="21"/>
           <w:szCs w:val="21"/>
@@ -1807,7 +2303,37 @@
           <w:sz w:val="21"/>
           <w:szCs w:val="21"/>
         </w:rPr>
-        <w:t xml:space="preserve">ExpenseMemos (data-start.xlsx). Explain the shape first: =COPILOT() puts a model inside a formula, =COPILOT(prompt, range), returns text into the cell, recalculates like any function, and can spill down a column. Then build these columns live (all on the Cheat-Sheet and the COPILOT_Formulas tab):</w:t>
+        <w:t xml:space="preserve">InvoiceRegister (data-start.xlsx). Three moves, in order:</w:t>
+      </w:r>
+    </w:p>
+    <w:p>
+      <w:pPr>
+        <w:pStyle w:val="ListParagraph"/>
+        <w:numPr>
+          <w:ilvl w:val="0"/>
+          <w:numId w:val="2"/>
+        </w:numPr>
+        <w:spacing w:after="70" w:line="260"/>
+      </w:pPr>
+      <w:r>
+        <w:rPr>
+          <w:rFonts w:ascii="Arial" w:cs="Arial" w:eastAsia="Arial" w:hAnsi="Arial"/>
+          <w:b/>
+          <w:bCs/>
+          <w:color w:val="3A3A3A"/>
+          <w:sz w:val="21"/>
+          <w:szCs w:val="21"/>
+        </w:rPr>
+        <w:t xml:space="preserve">Data-quality review FIRST, no fixing. </w:t>
+      </w:r>
+      <w:r>
+        <w:rPr>
+          <w:rFonts w:ascii="Arial" w:cs="Arial" w:eastAsia="Arial" w:hAnsi="Arial"/>
+          <w:color w:val="3A3A3A"/>
+          <w:sz w:val="21"/>
+          <w:szCs w:val="21"/>
+        </w:rPr>
+        <w:t xml:space="preserve">Paste:</w:t>
       </w:r>
     </w:p>
     <w:p>
@@ -1826,7 +2352,62 @@
           <w:sz w:val="18"/>
           <w:szCs w:val="18"/>
         </w:rPr>
-        <w:t xml:space="preserve">D2 (Category): =COPILOT("Classify this expense memo into one of: Meals &amp; Entertainment, Travel - Airfare, Travel - Ground, Software - Subscription, Equipment, Office Supplies, Mileage, Postage &amp; Shipping, Gifts, Petty Cash / Fees. Return only the category.", C2)</w:t>
+        <w:t xml:space="preserve">Here is a table called InvoiceRegister. Review it for data-quality issues that could cause problems in reporting, approvals, or audit review. Identify anything inconsistent, unclear, incomplete, or risky. Do not fix anything yet, just describe what you notice.</w:t>
+      </w:r>
+    </w:p>
+    <w:p>
+      <w:pPr>
+        <w:spacing w:after="80" w:line="264"/>
+      </w:pPr>
+      <w:r>
+        <w:rPr>
+          <w:rFonts w:ascii="Arial" w:cs="Arial" w:eastAsia="Arial" w:hAnsi="Arial"/>
+          <w:b/>
+          <w:bCs/>
+          <w:color w:val="3A3A3A"/>
+          <w:sz w:val="21"/>
+          <w:szCs w:val="21"/>
+        </w:rPr>
+        <w:t xml:space="preserve">Expect it to catch: </w:t>
+      </w:r>
+      <w:r>
+        <w:rPr>
+          <w:rFonts w:ascii="Arial" w:cs="Arial" w:eastAsia="Arial" w:hAnsi="Arial"/>
+          <w:color w:val="3A3A3A"/>
+          <w:sz w:val="21"/>
+          <w:szCs w:val="21"/>
+        </w:rPr>
+        <w:t xml:space="preserve">vendor variants (Acme Systems / ACME systems / Acme  Systems; Globex vs Globex Corporation; Northwind Tech vs Technologies), mixed date formats, the exact duplicate (INV-3310), the missing amount (INV-5541), the negative credit memo (INV-7782), and inconsistent Payment Status casing.</w:t>
+      </w:r>
+    </w:p>
+    <w:p>
+      <w:pPr>
+        <w:pStyle w:val="ListParagraph"/>
+        <w:numPr>
+          <w:ilvl w:val="0"/>
+          <w:numId w:val="2"/>
+        </w:numPr>
+        <w:spacing w:after="70" w:line="260"/>
+      </w:pPr>
+      <w:r>
+        <w:rPr>
+          <w:rFonts w:ascii="Arial" w:cs="Arial" w:eastAsia="Arial" w:hAnsi="Arial"/>
+          <w:b/>
+          <w:bCs/>
+          <w:color w:val="3A3A3A"/>
+          <w:sz w:val="21"/>
+          <w:szCs w:val="21"/>
+        </w:rPr>
+        <w:t xml:space="preserve">Build a formula from plain language. </w:t>
+      </w:r>
+      <w:r>
+        <w:rPr>
+          <w:rFonts w:ascii="Arial" w:cs="Arial" w:eastAsia="Arial" w:hAnsi="Arial"/>
+          <w:color w:val="3A3A3A"/>
+          <w:sz w:val="21"/>
+          <w:szCs w:val="21"/>
+        </w:rPr>
+        <w:t xml:space="preserve">Paste:</w:t>
       </w:r>
     </w:p>
     <w:p>
@@ -1845,7 +2426,51 @@
           <w:sz w:val="18"/>
           <w:szCs w:val="18"/>
         </w:rPr>
-        <w:t xml:space="preserve">E2 (Vendor): =COPILOT("Extract the vendor or merchant named in this memo. If none is named, return 'Not stated'.", C2)</w:t>
+        <w:t xml:space="preserve">Add a column that flags any invoice due within 15 days of today as "Due soon", otherwise blank.</w:t>
+      </w:r>
+    </w:p>
+    <w:p>
+      <w:pPr>
+        <w:spacing w:after="80" w:line="264"/>
+      </w:pPr>
+      <w:r>
+        <w:rPr>
+          <w:rFonts w:ascii="Arial" w:cs="Arial" w:eastAsia="Arial" w:hAnsi="Arial"/>
+          <w:color w:val="3A3A3A"/>
+          <w:sz w:val="21"/>
+          <w:szCs w:val="21"/>
+        </w:rPr>
+        <w:t xml:space="preserve">Show it writing the formula; paste it, then eyeball one row to confirm. This is the moment to say out loud: I still check what it wrote.</w:t>
+      </w:r>
+    </w:p>
+    <w:p>
+      <w:pPr>
+        <w:pStyle w:val="ListParagraph"/>
+        <w:numPr>
+          <w:ilvl w:val="0"/>
+          <w:numId w:val="2"/>
+        </w:numPr>
+        <w:spacing w:after="70" w:line="260"/>
+      </w:pPr>
+      <w:r>
+        <w:rPr>
+          <w:rFonts w:ascii="Arial" w:cs="Arial" w:eastAsia="Arial" w:hAnsi="Arial"/>
+          <w:b/>
+          <w:bCs/>
+          <w:color w:val="3A3A3A"/>
+          <w:sz w:val="21"/>
+          <w:szCs w:val="21"/>
+        </w:rPr>
+        <w:t xml:space="preserve">Summarize without leaving the grid. </w:t>
+      </w:r>
+      <w:r>
+        <w:rPr>
+          <w:rFonts w:ascii="Arial" w:cs="Arial" w:eastAsia="Arial" w:hAnsi="Arial"/>
+          <w:color w:val="3A3A3A"/>
+          <w:sz w:val="21"/>
+          <w:szCs w:val="21"/>
+        </w:rPr>
+        <w:t xml:space="preserve">Paste:</w:t>
       </w:r>
     </w:p>
     <w:p>
@@ -1864,26 +2489,7 @@
           <w:sz w:val="18"/>
           <w:szCs w:val="18"/>
         </w:rPr>
-        <w:t xml:space="preserve">F2 (Amount): =COPILOT("Extract the total US dollar amount as a number only, no symbols. If a per-unit price and quantity are given, multiply them. If none, return blank.", C2)</w:t>
-      </w:r>
-    </w:p>
-    <w:p>
-      <w:pPr>
-        <w:pBdr>
-          <w:top w:val="single" w:color="D8D5C8" w:sz="4" w:space="5"/>
-          <w:bottom w:val="single" w:color="D8D5C8" w:sz="4" w:space="5"/>
-        </w:pBdr>
-        <w:shd w:fill="F2F2EF" w:color="auto" w:val="clear"/>
-        <w:spacing w:after="90" w:line="250"/>
-      </w:pPr>
-      <w:r>
-        <w:rPr>
-          <w:rFonts w:ascii="Consolas" w:cs="Consolas" w:eastAsia="Consolas" w:hAnsi="Consolas"/>
-          <w:color w:val="1F2120"/>
-          <w:sz w:val="18"/>
-          <w:szCs w:val="18"/>
-        </w:rPr>
-        <w:t xml:space="preserve">G2 (Policy Flag): =COPILOT("Flag any expense-policy concerns (missing itemized receipt, over a per-head meal limit, gift limit, unapproved/shadow-IT vendor, capitalization threshold). If none, return 'OK'.", C2)</w:t>
+        <w:t xml:space="preserve">Summarize this table: total invoice amount by cost center, and list any vendors that may have duplicate invoices.</w:t>
       </w:r>
     </w:p>
     <w:p>
@@ -1899,16 +2505,16 @@
           <w:sz w:val="21"/>
           <w:szCs w:val="21"/>
         </w:rPr>
-        <w:t xml:space="preserve">Talk through the honest limits while it runs: </w:t>
-      </w:r>
-      <w:r>
-        <w:rPr>
-          <w:rFonts w:ascii="Arial" w:cs="Arial" w:eastAsia="Arial" w:hAnsi="Arial"/>
-          <w:color w:val="3A3A3A"/>
-          <w:sz w:val="21"/>
-          <w:szCs w:val="21"/>
-        </w:rPr>
-        <w:t xml:space="preserve">it's probabilistic (re-runs can differ), it needs the Copilot license, and it is not a calculator, the Amount column especially must be verified against receipts. Point out that constraining the category list is exactly what makes the classification reliable. This is the deterministic-vs-probabilistic line from Part 1, made concrete.</w:t>
+        <w:t xml:space="preserve">Land the point: </w:t>
+      </w:r>
+      <w:r>
+        <w:rPr>
+          <w:rFonts w:ascii="Arial" w:cs="Arial" w:eastAsia="Arial" w:hAnsi="Arial"/>
+          <w:color w:val="3A3A3A"/>
+          <w:sz w:val="21"/>
+          <w:szCs w:val="21"/>
+        </w:rPr>
+        <w:t xml:space="preserve">Copilot proposes; the Power Query steps and formulas are what actually run, and they're your audit trail. If you clean for real, do it in Power Query so the steps are reviewable.</w:t>
       </w:r>
     </w:p>
     <w:tbl>
@@ -1965,12 +2571,57 @@
                 <w:sz w:val="20"/>
                 <w:szCs w:val="20"/>
               </w:rPr>
-              <w:t xml:space="preserve">open ExpenseMemos_Extracted in the solutions file, it shows exactly what good output looks like, and read a couple of the trickier ones (EM-04 monitors: price × quantity; EM-11 gift limit; EM-12 shadow-IT vendor).</w:t>
+              <w:t xml:space="preserve">switch to the screenshots, or open InvoiceRegister_Clean in the solutions file and talk through what cleaning was applied. Don't wait on a spinning Copilot for more than ~15 seconds on stage.</w:t>
             </w:r>
           </w:p>
         </w:tc>
       </w:tr>
     </w:tbl>
+    <w:p>
+      <w:pPr>
+        <w:spacing w:after="120" w:line="264"/>
+      </w:pPr>
+      <w:r>
+        <w:rPr>
+          <w:rFonts w:ascii="Arial" w:cs="Arial" w:eastAsia="Arial" w:hAnsi="Arial"/>
+          <w:b/>
+          <w:bCs/>
+          <w:color w:val="3A3A3A"/>
+          <w:sz w:val="21"/>
+          <w:szCs w:val="21"/>
+        </w:rPr>
+        <w:t xml:space="preserve">Short version (if behind): </w:t>
+      </w:r>
+      <w:r>
+        <w:rPr>
+          <w:rFonts w:ascii="Arial" w:cs="Arial" w:eastAsia="Arial" w:hAnsi="Arial"/>
+          <w:color w:val="3A3A3A"/>
+          <w:sz w:val="21"/>
+          <w:szCs w:val="21"/>
+        </w:rPr>
+        <w:t xml:space="preserve">do move 1 only, the data-quality review. </w:t>
+      </w:r>
+      <w:r>
+        <w:rPr>
+          <w:rFonts w:ascii="Arial" w:cs="Arial" w:eastAsia="Arial" w:hAnsi="Arial"/>
+          <w:b/>
+          <w:bCs/>
+          <w:color w:val="3A3A3A"/>
+          <w:sz w:val="21"/>
+          <w:szCs w:val="21"/>
+        </w:rPr>
+        <w:t xml:space="preserve">Long version (if ahead): </w:t>
+      </w:r>
+      <w:r>
+        <w:rPr>
+          <w:rFonts w:ascii="Arial" w:cs="Arial" w:eastAsia="Arial" w:hAnsi="Arial"/>
+          <w:color w:val="3A3A3A"/>
+          <w:sz w:val="21"/>
+          <w:szCs w:val="21"/>
+        </w:rPr>
+        <w:t xml:space="preserve">add a real Power Query cleanup and show the refreshable steps.</w:t>
+      </w:r>
+    </w:p>
     <w:p>
       <w:pPr>
         <w:spacing w:after="70" w:before="160"/>
@@ -1984,7 +2635,7 @@
           <w:sz w:val="22"/>
           <w:szCs w:val="22"/>
         </w:rPr>
-        <w:t xml:space="preserve">2:32 · Part 4 · Guardrails (slides 11–12) · 10 min</w:t>
+        <w:t xml:space="preserve">2:20 · Part 3 · The =COPILOT() function, DEMO (slides 9–10) · 12 min</w:t>
       </w:r>
     </w:p>
     <w:p>
@@ -1994,11 +2645,228 @@
       <w:r>
         <w:rPr>
           <w:rFonts w:ascii="Arial" w:cs="Arial" w:eastAsia="Arial" w:hAnsi="Arial"/>
-          <w:color w:val="3A3A3A"/>
-          <w:sz w:val="21"/>
-          <w:szCs w:val="21"/>
-        </w:rPr>
-        <w:t xml:space="preserve">Slow down here, this is the part that makes finance comfortable using everything above. Walk the five guardrails and tie each to what they just watched: review before you rely; know when to trust it (text yes, math verify); keep an audit trail (Power Query self-documents, and capture the prompt for COPILOT() cells); mind the boundary (license + tenant, no PII outside); name a human owner. Mention the Guardrails &amp; Audit-Trail Checklist as the take-home that operationalizes this.</w:t>
+          <w:b/>
+          <w:bCs/>
+          <w:color w:val="3A3A3A"/>
+          <w:sz w:val="21"/>
+          <w:szCs w:val="21"/>
+        </w:rPr>
+        <w:t xml:space="preserve">Worksheet: </w:t>
+      </w:r>
+      <w:r>
+        <w:rPr>
+          <w:rFonts w:ascii="Arial" w:cs="Arial" w:eastAsia="Arial" w:hAnsi="Arial"/>
+          <w:color w:val="3A3A3A"/>
+          <w:sz w:val="21"/>
+          <w:szCs w:val="21"/>
+        </w:rPr>
+        <w:t xml:space="preserve">ExpenseMemos (data-start.xlsx). Explain the shape first: =COPILOT() puts a model inside a formula, =COPILOT(prompt, range), returns text into the cell, recalculates like any function, and can spill down a column. Then build these columns live (all on the Cheat-Sheet and the COPILOT_Formulas tab):</w:t>
+      </w:r>
+    </w:p>
+    <w:p>
+      <w:pPr>
+        <w:pBdr>
+          <w:top w:val="single" w:color="D8D5C8" w:sz="4" w:space="5"/>
+          <w:bottom w:val="single" w:color="D8D5C8" w:sz="4" w:space="5"/>
+        </w:pBdr>
+        <w:shd w:fill="F2F2EF" w:color="auto" w:val="clear"/>
+        <w:spacing w:after="90" w:line="250"/>
+      </w:pPr>
+      <w:r>
+        <w:rPr>
+          <w:rFonts w:ascii="Consolas" w:cs="Consolas" w:eastAsia="Consolas" w:hAnsi="Consolas"/>
+          <w:color w:val="1F2120"/>
+          <w:sz w:val="18"/>
+          <w:szCs w:val="18"/>
+        </w:rPr>
+        <w:t xml:space="preserve">D2 (Category): =COPILOT("Classify this expense memo into one of: Meals &amp; Entertainment, Travel - Airfare, Travel - Ground, Software - Subscription, Equipment, Office Supplies, Mileage, Postage &amp; Shipping, Gifts, Petty Cash / Fees. Return only the category.", C2)</w:t>
+      </w:r>
+    </w:p>
+    <w:p>
+      <w:pPr>
+        <w:pBdr>
+          <w:top w:val="single" w:color="D8D5C8" w:sz="4" w:space="5"/>
+          <w:bottom w:val="single" w:color="D8D5C8" w:sz="4" w:space="5"/>
+        </w:pBdr>
+        <w:shd w:fill="F2F2EF" w:color="auto" w:val="clear"/>
+        <w:spacing w:after="90" w:line="250"/>
+      </w:pPr>
+      <w:r>
+        <w:rPr>
+          <w:rFonts w:ascii="Consolas" w:cs="Consolas" w:eastAsia="Consolas" w:hAnsi="Consolas"/>
+          <w:color w:val="1F2120"/>
+          <w:sz w:val="18"/>
+          <w:szCs w:val="18"/>
+        </w:rPr>
+        <w:t xml:space="preserve">E2 (Vendor): =COPILOT("Extract the vendor or merchant named in this memo. If none is named, return 'Not stated'.", C2)</w:t>
+      </w:r>
+    </w:p>
+    <w:p>
+      <w:pPr>
+        <w:pBdr>
+          <w:top w:val="single" w:color="D8D5C8" w:sz="4" w:space="5"/>
+          <w:bottom w:val="single" w:color="D8D5C8" w:sz="4" w:space="5"/>
+        </w:pBdr>
+        <w:shd w:fill="F2F2EF" w:color="auto" w:val="clear"/>
+        <w:spacing w:after="90" w:line="250"/>
+      </w:pPr>
+      <w:r>
+        <w:rPr>
+          <w:rFonts w:ascii="Consolas" w:cs="Consolas" w:eastAsia="Consolas" w:hAnsi="Consolas"/>
+          <w:color w:val="1F2120"/>
+          <w:sz w:val="18"/>
+          <w:szCs w:val="18"/>
+        </w:rPr>
+        <w:t xml:space="preserve">F2 (Amount): =COPILOT("Extract the total US dollar amount as a number only, no symbols. If a per-unit price and quantity are given, multiply them. If none, return blank.", C2)</w:t>
+      </w:r>
+    </w:p>
+    <w:p>
+      <w:pPr>
+        <w:pBdr>
+          <w:top w:val="single" w:color="D8D5C8" w:sz="4" w:space="5"/>
+          <w:bottom w:val="single" w:color="D8D5C8" w:sz="4" w:space="5"/>
+        </w:pBdr>
+        <w:shd w:fill="F2F2EF" w:color="auto" w:val="clear"/>
+        <w:spacing w:after="90" w:line="250"/>
+      </w:pPr>
+      <w:r>
+        <w:rPr>
+          <w:rFonts w:ascii="Consolas" w:cs="Consolas" w:eastAsia="Consolas" w:hAnsi="Consolas"/>
+          <w:color w:val="1F2120"/>
+          <w:sz w:val="18"/>
+          <w:szCs w:val="18"/>
+        </w:rPr>
+        <w:t xml:space="preserve">G2 (Policy Flag): =COPILOT("Flag any expense-policy concerns (missing itemized receipt, over a per-head meal limit, gift limit, unapproved/shadow-IT vendor, capitalization threshold). If none, return 'OK'.", C2)</w:t>
+      </w:r>
+    </w:p>
+    <w:p>
+      <w:pPr>
+        <w:spacing w:after="120" w:line="264"/>
+      </w:pPr>
+      <w:r>
+        <w:rPr>
+          <w:rFonts w:ascii="Arial" w:cs="Arial" w:eastAsia="Arial" w:hAnsi="Arial"/>
+          <w:b/>
+          <w:bCs/>
+          <w:color w:val="3A3A3A"/>
+          <w:sz w:val="21"/>
+          <w:szCs w:val="21"/>
+        </w:rPr>
+        <w:t xml:space="preserve">Talk through the honest limits while it runs: </w:t>
+      </w:r>
+      <w:r>
+        <w:rPr>
+          <w:rFonts w:ascii="Arial" w:cs="Arial" w:eastAsia="Arial" w:hAnsi="Arial"/>
+          <w:color w:val="3A3A3A"/>
+          <w:sz w:val="21"/>
+          <w:szCs w:val="21"/>
+        </w:rPr>
+        <w:t xml:space="preserve">it's probabilistic (re-runs can differ), it needs the Copilot license, and it is not a calculator, the Amount column especially must be verified against receipts. Point out that constraining the category list is exactly what makes the classification reliable. This is the deterministic-vs-probabilistic line from Part 1, made concrete.</w:t>
+      </w:r>
+    </w:p>
+    <w:tbl>
+      <w:tblPr>
+        <w:tblW w:type="dxa" w:w="10080"/>
+        <w:tblBorders>
+          <w:top w:val="single" w:color="CF3338" w:sz="6"/>
+          <w:left w:val="single" w:color="CF3338" w:sz="6"/>
+          <w:bottom w:val="single" w:color="CF3338" w:sz="6"/>
+          <w:right w:val="single" w:color="CF3338" w:sz="6"/>
+          <w:insideH w:val="none"/>
+          <w:insideV w:val="none"/>
+        </w:tblBorders>
+      </w:tblPr>
+      <w:tblGrid>
+        <w:gridCol w:w="10080"/>
+      </w:tblGrid>
+      <w:tr>
+        <w:tc>
+          <w:tcPr>
+            <w:tcW w:type="dxa" w:w="10080"/>
+            <w:shd w:fill="F7ECEC" w:color="auto" w:val="clear"/>
+            <w:tcMar>
+              <w:top w:type="dxa" w:w="120"/>
+              <w:left w:type="dxa" w:w="150"/>
+              <w:bottom w:type="dxa" w:w="120"/>
+              <w:right w:type="dxa" w:w="150"/>
+            </w:tcMar>
+          </w:tcPr>
+          <w:p>
+            <w:pPr>
+              <w:spacing w:after="40"/>
+            </w:pPr>
+            <w:r>
+              <w:rPr>
+                <w:rFonts w:ascii="Arial" w:cs="Arial" w:eastAsia="Arial" w:hAnsi="Arial"/>
+                <w:b/>
+                <w:bCs/>
+                <w:color w:val="CF3338"/>
+                <w:sz w:val="21"/>
+                <w:szCs w:val="21"/>
+              </w:rPr>
+              <w:t xml:space="preserve">If the demo stalls:</w:t>
+            </w:r>
+          </w:p>
+          <w:p>
+            <w:pPr>
+              <w:spacing w:after="0" w:line="258"/>
+            </w:pPr>
+            <w:r>
+              <w:rPr>
+                <w:rFonts w:ascii="Arial" w:cs="Arial" w:eastAsia="Arial" w:hAnsi="Arial"/>
+                <w:color w:val="1F2120"/>
+                <w:sz w:val="20"/>
+                <w:szCs w:val="20"/>
+              </w:rPr>
+              <w:t xml:space="preserve">open ExpenseMemos_Extracted in the solutions file, it shows exactly what good output looks like, and read a couple of the trickier ones (EM-04 monitors: price × quantity; EM-11 gift limit; EM-12 shadow-IT vendor).</w:t>
+            </w:r>
+          </w:p>
+        </w:tc>
+      </w:tr>
+    </w:tbl>
+    <w:p>
+      <w:pPr>
+        <w:spacing w:after="120" w:line="264"/>
+      </w:pPr>
+      <w:r>
+        <w:rPr>
+          <w:rFonts w:ascii="Arial" w:cs="Arial" w:eastAsia="Arial" w:hAnsi="Arial"/>
+          <w:b/>
+          <w:bCs/>
+          <w:color w:val="3A3A3A"/>
+          <w:sz w:val="21"/>
+          <w:szCs w:val="21"/>
+        </w:rPr>
+        <w:t xml:space="preserve">Short version (if behind): </w:t>
+      </w:r>
+      <w:r>
+        <w:rPr>
+          <w:rFonts w:ascii="Arial" w:cs="Arial" w:eastAsia="Arial" w:hAnsi="Arial"/>
+          <w:color w:val="3A3A3A"/>
+          <w:sz w:val="21"/>
+          <w:szCs w:val="21"/>
+        </w:rPr>
+        <w:t xml:space="preserve">build the Category column only. </w:t>
+      </w:r>
+      <w:r>
+        <w:rPr>
+          <w:rFonts w:ascii="Arial" w:cs="Arial" w:eastAsia="Arial" w:hAnsi="Arial"/>
+          <w:b/>
+          <w:bCs/>
+          <w:color w:val="3A3A3A"/>
+          <w:sz w:val="21"/>
+          <w:szCs w:val="21"/>
+        </w:rPr>
+        <w:t xml:space="preserve">Long version (if ahead): </w:t>
+      </w:r>
+      <w:r>
+        <w:rPr>
+          <w:rFonts w:ascii="Arial" w:cs="Arial" w:eastAsia="Arial" w:hAnsi="Arial"/>
+          <w:color w:val="3A3A3A"/>
+          <w:sz w:val="21"/>
+          <w:szCs w:val="21"/>
+        </w:rPr>
+        <w:t xml:space="preserve">add Vendor, Amount, and Policy Flag, and verify one amount against its memo.</w:t>
       </w:r>
     </w:p>
     <w:p>
@@ -2014,7 +2882,7 @@
           <w:sz w:val="22"/>
           <w:szCs w:val="22"/>
         </w:rPr>
-        <w:t xml:space="preserve">2:42 · Part 5 · A practical starting point (slides 13–14) · 6 min</w:t>
+        <w:t xml:space="preserve">2:32 · Part 4 · Guardrails (slides 11–12) · 10 min</w:t>
       </w:r>
     </w:p>
     <w:p>
@@ -2028,7 +2896,7 @@
           <w:sz w:val="21"/>
           <w:szCs w:val="21"/>
         </w:rPr>
-        <w:t xml:space="preserve">Three workflows to try Monday: clean &amp; document an export; extract structure from text; draft the close narrative. Then be equally clear about what to leave alone: anything that must tie to the penny, journal entries posted straight from AI, and client/PII data outside the tenant. Knowing what not to automate is what earns the room to use the rest. Point to the First-3-Workflows quickstart.</w:t>
+        <w:t xml:space="preserve">Slow down here, this is the part that makes finance comfortable using everything above. Walk the five guardrails and tie each to what they just watched: review before you rely; know when to trust it (text yes, math verify); keep an audit trail (Power Query self-documents, and capture the prompt for COPILOT() cells); mind the boundary (license + tenant, no PII outside); name a human owner. Mention the Guardrails &amp; Audit-Trail Checklist as the take-home that operationalizes this.</w:t>
       </w:r>
     </w:p>
     <w:p>
@@ -2044,7 +2912,257 @@
           <w:sz w:val="22"/>
           <w:szCs w:val="22"/>
         </w:rPr>
-        <w:t xml:space="preserve">2:48 · Q&amp;A (slide 15) · ~10 min</w:t>
+        <w:t xml:space="preserve">2:42 · Part 5 · A practical starting point (slides 13–14) · 6 min</w:t>
+      </w:r>
+    </w:p>
+    <w:p>
+      <w:pPr>
+        <w:spacing w:after="120" w:line="264"/>
+      </w:pPr>
+      <w:r>
+        <w:rPr>
+          <w:rFonts w:ascii="Arial" w:cs="Arial" w:eastAsia="Arial" w:hAnsi="Arial"/>
+          <w:color w:val="3A3A3A"/>
+          <w:sz w:val="21"/>
+          <w:szCs w:val="21"/>
+        </w:rPr>
+        <w:t xml:space="preserve">Three workflows to try Monday: clean &amp; document an export; extract structure from text; draft the close narrative. Then be equally clear about what to leave alone: anything that must tie to the penny, journal entries posted straight from AI, and client/PII data outside the tenant. Knowing what not to automate is what earns the room to use the rest. Point to the First-3-Workflows quickstart.</w:t>
+      </w:r>
+    </w:p>
+    <w:p>
+      <w:pPr>
+        <w:spacing w:after="70" w:before="160"/>
+      </w:pPr>
+      <w:r>
+        <w:rPr>
+          <w:rFonts w:ascii="Arial" w:cs="Arial" w:eastAsia="Arial" w:hAnsi="Arial"/>
+          <w:b/>
+          <w:bCs/>
+          <w:color w:val="1F2120"/>
+          <w:sz w:val="22"/>
+          <w:szCs w:val="22"/>
+        </w:rPr>
+        <w:t xml:space="preserve">2:48 · Bonus · Make Copilot work like your team (slides 15–19) · flex, 0–8 min</w:t>
+      </w:r>
+    </w:p>
+    <w:p>
+      <w:pPr>
+        <w:spacing w:after="120" w:line="264"/>
+      </w:pPr>
+      <w:r>
+        <w:rPr>
+          <w:rFonts w:ascii="Arial" w:cs="Arial" w:eastAsia="Arial" w:hAnsi="Arial"/>
+          <w:b/>
+          <w:bCs/>
+          <w:color w:val="3A3A3A"/>
+          <w:sz w:val="21"/>
+          <w:szCs w:val="21"/>
+        </w:rPr>
+        <w:t xml:space="preserve">Only if you're ahead of schedule. </w:t>
+      </w:r>
+      <w:r>
+        <w:rPr>
+          <w:rFonts w:ascii="Arial" w:cs="Arial" w:eastAsia="Arial" w:hAnsi="Arial"/>
+          <w:color w:val="3A3A3A"/>
+          <w:sz w:val="21"/>
+          <w:szCs w:val="21"/>
+        </w:rPr>
+        <w:t xml:space="preserve">Slide 16 explains the three levers: custom instructions (your house style, set once), Skills (saved workflows you reuse), and reference files (point Copilot at other data). Slides 17 and 18 are the payoff, two before/after demos. Slide 19 is a menu of deeper topics (Python in Excel, Analyst Agent, Agent Mode, Workbook Rules) you can open if the room asks.</w:t>
+      </w:r>
+    </w:p>
+    <w:p>
+      <w:pPr>
+        <w:spacing w:after="120" w:line="264"/>
+      </w:pPr>
+      <w:r>
+        <w:rPr>
+          <w:rFonts w:ascii="Arial" w:cs="Arial" w:eastAsia="Arial" w:hAnsi="Arial"/>
+          <w:b/>
+          <w:bCs/>
+          <w:color w:val="3A3A3A"/>
+          <w:sz w:val="21"/>
+          <w:szCs w:val="21"/>
+        </w:rPr>
+        <w:t xml:space="preserve">Demo A, custom instructions (slide 17): </w:t>
+      </w:r>
+      <w:r>
+        <w:rPr>
+          <w:rFonts w:ascii="Arial" w:cs="Arial" w:eastAsia="Arial" w:hAnsi="Arial"/>
+          <w:color w:val="3A3A3A"/>
+          <w:sz w:val="21"/>
+          <w:szCs w:val="21"/>
+        </w:rPr>
+        <w:t xml:space="preserve">open APMonthly and ask Copilot to summarize variances by cost center. Note the plain result, cents and plus signs. Then set one standing instruction:</w:t>
+      </w:r>
+    </w:p>
+    <w:p>
+      <w:pPr>
+        <w:pBdr>
+          <w:top w:val="single" w:color="D8D5C8" w:sz="4" w:space="5"/>
+          <w:bottom w:val="single" w:color="D8D5C8" w:sz="4" w:space="5"/>
+        </w:pBdr>
+        <w:shd w:fill="F2F2EF" w:color="auto" w:val="clear"/>
+        <w:spacing w:after="90" w:line="250"/>
+      </w:pPr>
+      <w:r>
+        <w:rPr>
+          <w:rFonts w:ascii="Consolas" w:cs="Consolas" w:eastAsia="Consolas" w:hAnsi="Consolas"/>
+          <w:color w:val="1F2120"/>
+          <w:sz w:val="18"/>
+          <w:szCs w:val="18"/>
+        </w:rPr>
+        <w:t xml:space="preserve">Format currency as $#,##0. Label variances as Favorable or Unfavorable. Give summaries as 3 bullets, lead with the number. Never overwrite source data.</w:t>
+      </w:r>
+    </w:p>
+    <w:p>
+      <w:pPr>
+        <w:spacing w:after="120" w:line="264"/>
+      </w:pPr>
+      <w:r>
+        <w:rPr>
+          <w:rFonts w:ascii="Arial" w:cs="Arial" w:eastAsia="Arial" w:hAnsi="Arial"/>
+          <w:b/>
+          <w:bCs/>
+          <w:color w:val="3A3A3A"/>
+          <w:sz w:val="21"/>
+          <w:szCs w:val="21"/>
+        </w:rPr>
+        <w:t xml:space="preserve">Re-run the same summary. </w:t>
+      </w:r>
+      <w:r>
+        <w:rPr>
+          <w:rFonts w:ascii="Arial" w:cs="Arial" w:eastAsia="Arial" w:hAnsi="Arial"/>
+          <w:color w:val="3A3A3A"/>
+          <w:sz w:val="21"/>
+          <w:szCs w:val="21"/>
+        </w:rPr>
+        <w:t xml:space="preserve">Same prompt, same data, but now it arrives as clean bullets, no cents, Favorable or Unfavorable. That is the before and after.</w:t>
+      </w:r>
+    </w:p>
+    <w:p>
+      <w:pPr>
+        <w:spacing w:after="120" w:line="264"/>
+      </w:pPr>
+      <w:r>
+        <w:rPr>
+          <w:rFonts w:ascii="Arial" w:cs="Arial" w:eastAsia="Arial" w:hAnsi="Arial"/>
+          <w:b/>
+          <w:bCs/>
+          <w:color w:val="3A3A3A"/>
+          <w:sz w:val="21"/>
+          <w:szCs w:val="21"/>
+        </w:rPr>
+        <w:t xml:space="preserve">Demo B, reference file (slide 18): </w:t>
+      </w:r>
+      <w:r>
+        <w:rPr>
+          <w:rFonts w:ascii="Arial" w:cs="Arial" w:eastAsia="Arial" w:hAnsi="Arial"/>
+          <w:color w:val="3A3A3A"/>
+          <w:sz w:val="21"/>
+          <w:szCs w:val="21"/>
+        </w:rPr>
+        <w:t xml:space="preserve">in ExpenseMemos, show the generic Policy Flag output. Then attach Reference-Files/Expense-and-Purchasing-Policy.docx through the Copilot file picker and re-run the Policy Flag prompt. Now the flags cite real limits, for example the $75 per-head meal limit and the $100 per-vendor gift limit. Cost-Center-Codebook.xlsx works the same way for cost-center names.</w:t>
+      </w:r>
+    </w:p>
+    <w:p>
+      <w:pPr>
+        <w:spacing w:after="120" w:line="264"/>
+      </w:pPr>
+      <w:r>
+        <w:rPr>
+          <w:rFonts w:ascii="Arial" w:cs="Arial" w:eastAsia="Arial" w:hAnsi="Arial"/>
+          <w:b/>
+          <w:bCs/>
+          <w:color w:val="3A3A3A"/>
+          <w:sz w:val="21"/>
+          <w:szCs w:val="21"/>
+        </w:rPr>
+        <w:t xml:space="preserve">If time allows: </w:t>
+      </w:r>
+      <w:r>
+        <w:rPr>
+          <w:rFonts w:ascii="Arial" w:cs="Arial" w:eastAsia="Arial" w:hAnsi="Arial"/>
+          <w:color w:val="3A3A3A"/>
+          <w:sz w:val="21"/>
+          <w:szCs w:val="21"/>
+        </w:rPr>
+        <w:t xml:space="preserve">save the Part 2 data-quality prompt as a reusable Skill so next month it is one click.</w:t>
+      </w:r>
+    </w:p>
+    <w:tbl>
+      <w:tblPr>
+        <w:tblW w:type="dxa" w:w="10080"/>
+        <w:tblBorders>
+          <w:top w:val="single" w:color="CF3338" w:sz="6"/>
+          <w:left w:val="single" w:color="CF3338" w:sz="6"/>
+          <w:bottom w:val="single" w:color="CF3338" w:sz="6"/>
+          <w:right w:val="single" w:color="CF3338" w:sz="6"/>
+          <w:insideH w:val="none"/>
+          <w:insideV w:val="none"/>
+        </w:tblBorders>
+      </w:tblPr>
+      <w:tblGrid>
+        <w:gridCol w:w="10080"/>
+      </w:tblGrid>
+      <w:tr>
+        <w:tc>
+          <w:tcPr>
+            <w:tcW w:type="dxa" w:w="10080"/>
+            <w:shd w:fill="F7ECEC" w:color="auto" w:val="clear"/>
+            <w:tcMar>
+              <w:top w:type="dxa" w:w="120"/>
+              <w:left w:type="dxa" w:w="150"/>
+              <w:bottom w:type="dxa" w:w="120"/>
+              <w:right w:type="dxa" w:w="150"/>
+            </w:tcMar>
+          </w:tcPr>
+          <w:p>
+            <w:pPr>
+              <w:spacing w:after="40"/>
+            </w:pPr>
+            <w:r>
+              <w:rPr>
+                <w:rFonts w:ascii="Arial" w:cs="Arial" w:eastAsia="Arial" w:hAnsi="Arial"/>
+                <w:b/>
+                <w:bCs/>
+                <w:color w:val="CF3338"/>
+                <w:sz w:val="21"/>
+                <w:szCs w:val="21"/>
+              </w:rPr>
+              <w:t xml:space="preserve">Running short on time?</w:t>
+            </w:r>
+          </w:p>
+          <w:p>
+            <w:pPr>
+              <w:spacing w:after="0" w:line="258"/>
+            </w:pPr>
+            <w:r>
+              <w:rPr>
+                <w:rFonts w:ascii="Arial" w:cs="Arial" w:eastAsia="Arial" w:hAnsi="Arial"/>
+                <w:color w:val="1F2120"/>
+                <w:sz w:val="20"/>
+                <w:szCs w:val="20"/>
+              </w:rPr>
+              <w:t xml:space="preserve">Skip this whole section and go straight to Q&amp;A. Nothing later depends on it. This is the first thing to cut.</w:t>
+            </w:r>
+          </w:p>
+        </w:tc>
+      </w:tr>
+    </w:tbl>
+    <w:p>
+      <w:pPr>
+        <w:spacing w:after="70" w:before="160"/>
+      </w:pPr>
+      <w:r>
+        <w:rPr>
+          <w:rFonts w:ascii="Arial" w:cs="Arial" w:eastAsia="Arial" w:hAnsi="Arial"/>
+          <w:b/>
+          <w:bCs/>
+          <w:color w:val="1F2120"/>
+          <w:sz w:val="22"/>
+          <w:szCs w:val="22"/>
+        </w:rPr>
+        <w:t xml:space="preserve">2:48 · Q&amp;A (slide 20) · ~10 min</w:t>
       </w:r>
     </w:p>
     <w:p>
@@ -2164,7 +3282,7 @@
           <w:sz w:val="22"/>
           <w:szCs w:val="22"/>
         </w:rPr>
-        <w:t xml:space="preserve">2:58 · Thank you (slide 16) · 1 min</w:t>
+        <w:t xml:space="preserve">2:58 · Thank you (slide 21) · 1 min</w:t>
       </w:r>
     </w:p>
     <w:p>
@@ -2178,7 +3296,7 @@
           <w:sz w:val="21"/>
           <w:szCs w:val="21"/>
         </w:rPr>
-        <w:t xml:space="preserve">Reiterate the take-home bundle so nobody misses it: the slides, two sample workbooks (data-start and data-solutions), and four guides, Prompt Cheat-Sheet, Which AI Tool When, the Guardrails &amp; Audit-Trail Checklist, and the First-3-Workflows quickstart.</w:t>
+        <w:t xml:space="preserve">Reiterate the take-home bundle so nobody misses it: the slides, two sample workbooks (data-start and data-solutions), and the take-home guides, including the Prompt Cheat-Sheet, the Follow-Along guide, Which AI Tool When, Make Copilot Work Like Your Team, the Guardrails &amp; Audit-Trail Checklist, and the First-3-Workflows quickstart.</w:t>
       </w:r>
     </w:p>
     <w:sectPr>
@@ -2516,6 +3634,40 @@
     </w:lvl>
   </w:abstractNum>
   <w:abstractNum w:abstractNumId="5" w15:restartNumberingAfterBreak="0">
+    <w:multiLevelType w:val="hybridMultilevel"/>
+    <w:lvl w:ilvl="0" w15:tentative="1">
+      <w:start w:val="1"/>
+      <w:numFmt w:val="decimal"/>
+      <w:lvlText w:val="%1."/>
+      <w:lvlJc w:val="left"/>
+      <w:pPr>
+        <w:ind w:left="360" w:hanging="260"/>
+      </w:pPr>
+      <w:rPr>
+        <w:b/>
+        <w:bCs/>
+        <w:color w:val="CF3338"/>
+      </w:rPr>
+    </w:lvl>
+  </w:abstractNum>
+  <w:abstractNum w:abstractNumId="6" w15:restartNumberingAfterBreak="0">
+    <w:multiLevelType w:val="hybridMultilevel"/>
+    <w:lvl w:ilvl="0" w15:tentative="1">
+      <w:start w:val="1"/>
+      <w:numFmt w:val="decimal"/>
+      <w:lvlText w:val="%1."/>
+      <w:lvlJc w:val="left"/>
+      <w:pPr>
+        <w:ind w:left="360" w:hanging="260"/>
+      </w:pPr>
+      <w:rPr>
+        <w:b/>
+        <w:bCs/>
+        <w:color w:val="CF3338"/>
+      </w:rPr>
+    </w:lvl>
+  </w:abstractNum>
+  <w:abstractNum w:abstractNumId="7" w15:restartNumberingAfterBreak="0">
     <w:multiLevelType w:val="hybridMultilevel"/>
     <w:lvl w:ilvl="0" w15:tentative="1">
       <w:start w:val="1"/>

--- a/Instructor/Instructor-Run-of-Show.docx
+++ b/Instructor/Instructor-Run-of-Show.docx
@@ -1505,7 +1505,7 @@
           <w:sz w:val="21"/>
           <w:szCs w:val="21"/>
         </w:rPr>
-        <w:t xml:space="preserve">For the bonus: have Reference-Files/Expense-and-Purchasing-Policy.docx handy to attach, and know where the Copilot file picker and personalization settings live.</w:t>
+        <w:t xml:space="preserve">For the bonus: open Sales-by-Region.xlsx, have Reference-Files/Reporting-and-Chart-Style-Guide.docx handy to attach, and know where the Copilot file picker and personalization settings live.</w:t>
       </w:r>
     </w:p>
     <w:p>
@@ -1927,7 +1927,7 @@
                 <w:sz w:val="19"/>
                 <w:szCs w:val="19"/>
               </w:rPr>
-              <w:t xml:space="preserve">data-start.xlsx, APMonthly tab</w:t>
+              <w:t xml:space="preserve">Sales-by-Region.xlsx, RegionalSummary tab (Copilot chat)</w:t>
             </w:r>
           </w:p>
         </w:tc>
@@ -2008,7 +2008,7 @@
                 <w:sz w:val="19"/>
                 <w:szCs w:val="19"/>
               </w:rPr>
-              <w:t xml:space="preserve">Reference-Files/Expense-and-Purchasing-Policy.docx</w:t>
+              <w:t xml:space="preserve">Reference-Files/Reporting-and-Chart-Style-Guide.docx</w:t>
             </w:r>
           </w:p>
         </w:tc>
@@ -2034,7 +2034,7 @@
                 <w:sz w:val="19"/>
                 <w:szCs w:val="19"/>
               </w:rPr>
-              <w:t xml:space="preserve">Attach via the file picker; re-run Policy Flag on ExpenseMemos</w:t>
+              <w:t xml:space="preserve">Attach in Copilot chat; ask it to summarize and chart RegionalSummary</w:t>
             </w:r>
           </w:p>
         </w:tc>
@@ -2736,7 +2736,7 @@
           <w:sz w:val="18"/>
           <w:szCs w:val="18"/>
         </w:rPr>
-        <w:t xml:space="preserve">G2 (Policy Flag): =COPILOT("Flag any expense-policy concerns (missing itemized receipt, over a per-head meal limit, gift limit, unapproved/shadow-IT vendor, capitalization threshold). If none, return 'OK'.", C2)</w:t>
+        <w:t xml:space="preserve">G2 (Policy Flag): =COPILOT("Using these limits: itemized receipt required over $25; meals up to $75 per person; gifts up to $100 per vendor; capitalize items of $2,500 or more; approved vendors only. Flag any expense-policy concerns in this memo. If none, return 'OK'.", C2)</w:t>
       </w:r>
     </w:p>
     <w:p>
@@ -2967,7 +2967,7 @@
           <w:sz w:val="21"/>
           <w:szCs w:val="21"/>
         </w:rPr>
-        <w:t xml:space="preserve">Slide 16 explains the three levers: custom instructions (your house style, set once), Skills (saved workflows you reuse), and reference files (point Copilot at other data). Slides 17 and 18 are the payoff, two before/after demos. Slide 19 is a menu of deeper topics (Python in Excel, Analyst Agent, Agent Mode, Workbook Rules) you can open if the room asks.</w:t>
+        <w:t xml:space="preserve">Slide 16 explains the three levers, plus the key caveat: these shape the Copilot chat and agents, not the =COPILOT() worksheet function. So this whole section uses a separate dataset, Sales-by-Region.xlsx, and the Copilot chat, not the function. Slides 17 and 18 are the payoff, two before/after demos. Slide 19 is a menu of deeper topics (Python in Excel, Analyst Agent, Agent Mode, Workbook Rules) you can open if the room asks.</w:t>
       </w:r>
     </w:p>
     <w:p>
@@ -2992,7 +2992,7 @@
           <w:sz w:val="21"/>
           <w:szCs w:val="21"/>
         </w:rPr>
-        <w:t xml:space="preserve">open APMonthly and ask Copilot to summarize variances by cost center. Note the plain result, cents and plus signs. Then set one standing instruction:</w:t>
+        <w:t xml:space="preserve">in Sales-by-Region.xlsx, ask Copilot chat to summarize RegionalSummary by region. Note the plain result, cents and no labels. Then set one standing instruction:</w:t>
       </w:r>
     </w:p>
     <w:p>
@@ -3011,7 +3011,7 @@
           <w:sz w:val="18"/>
           <w:szCs w:val="18"/>
         </w:rPr>
-        <w:t xml:space="preserve">Format currency as $#,##0. Label variances as Favorable or Unfavorable. Give summaries as 3 bullets, lead with the number. Never overwrite source data.</w:t>
+        <w:t xml:space="preserve">Format currency as $#,##0. Label year-over-year change as Growth or Decline. Give summaries as 3 bullets, lead with the number. One decimal on percentages.</w:t>
       </w:r>
     </w:p>
     <w:p>
@@ -3036,7 +3036,7 @@
           <w:sz w:val="21"/>
           <w:szCs w:val="21"/>
         </w:rPr>
-        <w:t xml:space="preserve">Same prompt, same data, but now it arrives as clean bullets, no cents, Favorable or Unfavorable. That is the before and after.</w:t>
+        <w:t xml:space="preserve">Same prompt, same data, but now it arrives as number-first bullets with Growth or Decline labels. That is the before and after.</w:t>
       </w:r>
     </w:p>
     <w:p>
@@ -3061,7 +3061,32 @@
           <w:sz w:val="21"/>
           <w:szCs w:val="21"/>
         </w:rPr>
-        <w:t xml:space="preserve">in ExpenseMemos, show the generic Policy Flag output. Then attach Reference-Files/Expense-and-Purchasing-Policy.docx through the Copilot file picker and re-run the Policy Flag prompt. Now the flags cite real limits, for example the $75 per-head meal limit and the $100 per-vendor gift limit. Cost-Center-Codebook.xlsx works the same way for cost-center names.</w:t>
+        <w:t xml:space="preserve">still in the chat, ask Copilot to summarize and chart RegionalSummary. Note the generic paragraph and the plain blue chart. Then attach Reference-Files/Reporting-and-Chart-Style-Guide.docx and ask again. Now the summary follows the guide and the chart uses brand red, sorted high to low, with data labels.</w:t>
+      </w:r>
+    </w:p>
+    <w:p>
+      <w:pPr>
+        <w:spacing w:after="120" w:line="264"/>
+      </w:pPr>
+      <w:r>
+        <w:rPr>
+          <w:rFonts w:ascii="Arial" w:cs="Arial" w:eastAsia="Arial" w:hAnsi="Arial"/>
+          <w:b/>
+          <w:bCs/>
+          <w:color w:val="3A3A3A"/>
+          <w:sz w:val="21"/>
+          <w:szCs w:val="21"/>
+        </w:rPr>
+        <w:t xml:space="preserve">Say it out loud: </w:t>
+      </w:r>
+      <w:r>
+        <w:rPr>
+          <w:rFonts w:ascii="Arial" w:cs="Arial" w:eastAsia="Arial" w:hAnsi="Arial"/>
+          <w:color w:val="3A3A3A"/>
+          <w:sz w:val="21"/>
+          <w:szCs w:val="21"/>
+        </w:rPr>
+        <w:t xml:space="preserve">these customization features are a Copilot chat feature. The =COPILOT() function does not read them, which is why we put its rules right in the prompt back in Part 3.</w:t>
       </w:r>
     </w:p>
     <w:p>

--- a/Instructor/Instructor-Run-of-Show.docx
+++ b/Instructor/Instructor-Run-of-Show.docx
@@ -1505,7 +1505,7 @@
           <w:sz w:val="21"/>
           <w:szCs w:val="21"/>
         </w:rPr>
-        <w:t xml:space="preserve">For the bonus: open Sales-by-Region.xlsx, have Reference-Files/Reporting-and-Chart-Style-Guide.docx handy to attach, and know where the Copilot file picker and personalization settings live.</w:t>
+        <w:t xml:space="preserve">For the bonus: open data-start.xlsx, have Reporting-and-Chart-Style-Guide.docx (in Extras/Reference-Files) handy to attach, and know where the Copilot file picker and personalization settings live.</w:t>
       </w:r>
     </w:p>
     <w:p>
@@ -1927,7 +1927,7 @@
                 <w:sz w:val="19"/>
                 <w:szCs w:val="19"/>
               </w:rPr>
-              <w:t xml:space="preserve">Sales-by-Region.xlsx, RegionalSummary tab (Copilot chat)</w:t>
+              <w:t xml:space="preserve">data-start.xlsx, RegionalSummary tab (Copilot chat)</w:t>
             </w:r>
           </w:p>
         </w:tc>
@@ -2967,7 +2967,7 @@
           <w:sz w:val="21"/>
           <w:szCs w:val="21"/>
         </w:rPr>
-        <w:t xml:space="preserve">Slide 16 explains the three levers, plus the key caveat: these shape the Copilot chat and agents, not the =COPILOT() worksheet function. So this whole section uses a separate dataset, Sales-by-Region.xlsx, and the Copilot chat, not the function. Slides 17 and 18 are the payoff, two before/after demos. Slide 19 is a menu of deeper topics (Python in Excel, Analyst Agent, Agent Mode, Workbook Rules) you can open if the room asks.</w:t>
+        <w:t xml:space="preserve">Slide 16 explains the three levers, plus the key caveat: these shape the Copilot chat and agents, not the =COPILOT() worksheet function. So this whole section uses a separate dataset, data-start.xlsx, and the Copilot chat, not the function. Slides 17 and 18 are the payoff, two before/after demos. Slide 19 is a menu of deeper topics (Python in Excel, Analyst Agent, Agent Mode, Workbook Rules) you can open if the room asks.</w:t>
       </w:r>
     </w:p>
     <w:p>
@@ -2992,7 +2992,7 @@
           <w:sz w:val="21"/>
           <w:szCs w:val="21"/>
         </w:rPr>
-        <w:t xml:space="preserve">in Sales-by-Region.xlsx, ask Copilot chat to summarize RegionalSummary by region. Note the plain result, cents and no labels. Then set one standing instruction:</w:t>
+        <w:t xml:space="preserve">in data-start.xlsx, ask Copilot chat to summarize RegionalSummary by region. Note the plain result, cents and no labels. Then set one standing instruction:</w:t>
       </w:r>
     </w:p>
     <w:p>
@@ -3061,7 +3061,7 @@
           <w:sz w:val="21"/>
           <w:szCs w:val="21"/>
         </w:rPr>
-        <w:t xml:space="preserve">still in the chat, ask Copilot to summarize and chart RegionalSummary. Note the generic paragraph and the plain blue chart. Then attach Reference-Files/Reporting-and-Chart-Style-Guide.docx and ask again. Now the summary follows the guide and the chart uses brand red, sorted high to low, with data labels.</w:t>
+        <w:t xml:space="preserve">still in the chat, ask Copilot to summarize and chart RegionalSummary. Note the generic paragraph and the plain blue chart. Then attach Reporting-and-Chart-Style-Guide.docx (in Extras/Reference-Files) and ask again. Now the summary follows the guide and the chart uses brand red, sorted high to low, with data labels.</w:t>
       </w:r>
     </w:p>
     <w:p>
